--- a/templates/proforma_invoice_template.docx
+++ b/templates/proforma_invoice_template.docx
@@ -6,28 +6,40 @@
       <w:pPr>
         <w:pStyle w:val="BodyText"/>
         <w:rPr>
-          <w:rFonts w:ascii="Times New Roman"/>
-          <w:sz w:val="39"/>
+          <w:sz w:val="36"/>
         </w:rPr>
       </w:pPr>
-      <w:r>
-        <w:rPr>
-          <w:rFonts w:ascii="Times New Roman"/>
+    </w:p>
+    <w:p>
+      <w:pPr>
+        <w:pStyle w:val="BodyText"/>
+        <w:spacing w:before="124"/>
+        <w:rPr>
+          <w:sz w:val="36"/>
+        </w:rPr>
+      </w:pPr>
+    </w:p>
+    <w:p>
+      <w:pPr>
+        <w:pStyle w:val="Heading1"/>
+        <w:spacing w:line="220" w:lineRule="auto"/>
+      </w:pPr>
+      <w:r>
+        <w:rPr>
           <w:noProof/>
-          <w:sz w:val="39"/>
         </w:rPr>
         <mc:AlternateContent>
           <mc:Choice Requires="wps">
             <w:drawing>
-              <wp:anchor distT="0" distB="0" distL="0" distR="0" simplePos="0" relativeHeight="15731712" behindDoc="0" locked="0" layoutInCell="1" allowOverlap="1" wp14:anchorId="37099504" wp14:editId="05A69738">
+              <wp:anchor distT="0" distB="0" distL="0" distR="0" simplePos="0" relativeHeight="15729664" behindDoc="0" locked="0" layoutInCell="1" allowOverlap="1" wp14:anchorId="0BE771DA" wp14:editId="49076D78">
                 <wp:simplePos x="0" y="0"/>
                 <wp:positionH relativeFrom="page">
-                  <wp:posOffset>0</wp:posOffset>
+                  <wp:posOffset>2947670</wp:posOffset>
                 </wp:positionH>
-                <wp:positionV relativeFrom="page">
-                  <wp:posOffset>245745</wp:posOffset>
+                <wp:positionV relativeFrom="paragraph">
+                  <wp:posOffset>-133940</wp:posOffset>
                 </wp:positionV>
-                <wp:extent cx="408305" cy="10203815"/>
+                <wp:extent cx="1270" cy="805180"/>
                 <wp:effectExtent l="0" t="0" r="0" b="0"/>
                 <wp:wrapNone/>
                 <wp:docPr id="1" name="Graphic 1"/>
@@ -43,7 +55,7 @@
                       <wps:spPr>
                         <a:xfrm>
                           <a:off x="0" y="0"/>
-                          <a:ext cx="408305" cy="10203815"/>
+                          <a:ext cx="1270" cy="805180"/>
                         </a:xfrm>
                         <a:custGeom>
                           <a:avLst/>
@@ -52,191 +64,17 @@
                           <a:cxnLst/>
                           <a:rect l="l" t="t" r="r" b="b"/>
                           <a:pathLst>
-                            <a:path w="408305" h="10203815">
+                            <a:path h="805180">
                               <a:moveTo>
-                                <a:pt x="55880" y="0"/>
+                                <a:pt x="0" y="804672"/>
                               </a:moveTo>
                               <a:lnTo>
                                 <a:pt x="0" y="0"/>
                               </a:lnTo>
-                              <a:lnTo>
-                                <a:pt x="0" y="10203815"/>
-                              </a:lnTo>
-                              <a:lnTo>
-                                <a:pt x="73660" y="10203815"/>
-                              </a:lnTo>
-                              <a:lnTo>
-                                <a:pt x="102235" y="10201910"/>
-                              </a:lnTo>
-                              <a:lnTo>
-                                <a:pt x="147320" y="10193019"/>
-                              </a:lnTo>
-                              <a:lnTo>
-                                <a:pt x="190500" y="10178415"/>
-                              </a:lnTo>
-                              <a:lnTo>
-                                <a:pt x="231775" y="10158094"/>
-                              </a:lnTo>
-                              <a:lnTo>
-                                <a:pt x="269875" y="10132694"/>
-                              </a:lnTo>
-                              <a:lnTo>
-                                <a:pt x="304800" y="10102215"/>
-                              </a:lnTo>
-                              <a:lnTo>
-                                <a:pt x="335280" y="10067290"/>
-                              </a:lnTo>
-                              <a:lnTo>
-                                <a:pt x="361315" y="10028555"/>
-                              </a:lnTo>
-                              <a:lnTo>
-                                <a:pt x="381000" y="9987915"/>
-                              </a:lnTo>
-                              <a:lnTo>
-                                <a:pt x="396240" y="9944100"/>
-                              </a:lnTo>
-                              <a:lnTo>
-                                <a:pt x="405130" y="9899015"/>
-                              </a:lnTo>
-                              <a:lnTo>
-                                <a:pt x="408305" y="9852660"/>
-                              </a:lnTo>
-                              <a:lnTo>
-                                <a:pt x="408305" y="352425"/>
-                              </a:lnTo>
-                              <a:lnTo>
-                                <a:pt x="405130" y="306069"/>
-                              </a:lnTo>
-                              <a:lnTo>
-                                <a:pt x="396240" y="260984"/>
-                              </a:lnTo>
-                              <a:lnTo>
-                                <a:pt x="381000" y="217804"/>
-                              </a:lnTo>
-                              <a:lnTo>
-                                <a:pt x="361315" y="176529"/>
-                              </a:lnTo>
-                              <a:lnTo>
-                                <a:pt x="335280" y="138429"/>
-                              </a:lnTo>
-                              <a:lnTo>
-                                <a:pt x="304800" y="103504"/>
-                              </a:lnTo>
-                              <a:lnTo>
-                                <a:pt x="269875" y="72389"/>
-                              </a:lnTo>
-                              <a:lnTo>
-                                <a:pt x="231775" y="46989"/>
-                              </a:lnTo>
-                              <a:lnTo>
-                                <a:pt x="190500" y="26669"/>
-                              </a:lnTo>
-                              <a:lnTo>
-                                <a:pt x="147320" y="12064"/>
-                              </a:lnTo>
-                              <a:lnTo>
-                                <a:pt x="102235" y="3175"/>
-                              </a:lnTo>
-                              <a:lnTo>
-                                <a:pt x="55880" y="0"/>
-                              </a:lnTo>
-                              <a:close/>
                             </a:path>
                           </a:pathLst>
                         </a:custGeom>
-                        <a:solidFill>
-                          <a:srgbClr val="0096B0"/>
-                        </a:solidFill>
-                      </wps:spPr>
-                      <wps:bodyPr wrap="square" lIns="0" tIns="0" rIns="0" bIns="0" rtlCol="0">
-                        <a:prstTxWarp prst="textNoShape">
-                          <a:avLst/>
-                        </a:prstTxWarp>
-                        <a:noAutofit/>
-                      </wps:bodyPr>
-                    </wps:wsp>
-                  </a:graphicData>
-                </a:graphic>
-              </wp:anchor>
-            </w:drawing>
-          </mc:Choice>
-          <mc:Fallback>
-            <w:pict>
-              <v:shape w14:anchorId="6D3D2F22" id="Graphic 1" o:spid="_x0000_s1026" style="position:absolute;margin-left:0;margin-top:19.35pt;width:32.15pt;height:803.45pt;z-index:15731712;visibility:visible;mso-wrap-style:square;mso-wrap-distance-left:0;mso-wrap-distance-top:0;mso-wrap-distance-right:0;mso-wrap-distance-bottom:0;mso-position-horizontal:absolute;mso-position-horizontal-relative:page;mso-position-vertical:absolute;mso-position-vertical-relative:page;v-text-anchor:top" coordsize="408305,10203815" o:gfxdata="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" path="m55880,l,,,10203815r73660,l102235,10201910r45085,-8891l190500,10178415r41275,-20321l269875,10132694r34925,-30479l335280,10067290r26035,-38735l381000,9987915r15240,-43815l405130,9899015r3175,-46355l408305,352425r-3175,-46356l396240,260984,381000,217804,361315,176529,335280,138429,304800,103504,269875,72389,231775,46989,190500,26669,147320,12064,102235,3175,55880,xe" fillcolor="#0096b0" stroked="f">
-                <v:path arrowok="t"/>
-                <w10:wrap anchorx="page" anchory="page"/>
-              </v:shape>
-            </w:pict>
-          </mc:Fallback>
-        </mc:AlternateContent>
-      </w:r>
-    </w:p>
-    <w:p>
-      <w:pPr>
-        <w:pStyle w:val="BodyText"/>
-        <w:spacing w:before="120"/>
-        <w:rPr>
-          <w:rFonts w:ascii="Times New Roman"/>
-          <w:sz w:val="39"/>
-        </w:rPr>
-      </w:pPr>
-    </w:p>
-    <w:p>
-      <w:pPr>
-        <w:pStyle w:val="Title"/>
-        <w:spacing w:line="216" w:lineRule="auto"/>
-      </w:pPr>
-      <w:r>
-        <w:rPr>
-          <w:noProof/>
-        </w:rPr>
-        <mc:AlternateContent>
-          <mc:Choice Requires="wps">
-            <w:drawing>
-              <wp:anchor distT="0" distB="0" distL="0" distR="0" simplePos="0" relativeHeight="15730688" behindDoc="0" locked="0" layoutInCell="1" allowOverlap="1" wp14:anchorId="6303EDDF" wp14:editId="28C97C80">
-                <wp:simplePos x="0" y="0"/>
-                <wp:positionH relativeFrom="page">
-                  <wp:posOffset>2784475</wp:posOffset>
-                </wp:positionH>
-                <wp:positionV relativeFrom="paragraph">
-                  <wp:posOffset>-145366</wp:posOffset>
-                </wp:positionV>
-                <wp:extent cx="1270" cy="855344"/>
-                <wp:effectExtent l="0" t="0" r="0" b="0"/>
-                <wp:wrapNone/>
-                <wp:docPr id="2" name="Graphic 2"/>
-                <wp:cNvGraphicFramePr>
-                  <a:graphicFrameLocks xmlns:a="http://schemas.openxmlformats.org/drawingml/2006/main"/>
-                </wp:cNvGraphicFramePr>
-                <a:graphic xmlns:a="http://schemas.openxmlformats.org/drawingml/2006/main">
-                  <a:graphicData uri="http://schemas.microsoft.com/office/word/2010/wordprocessingShape">
-                    <wps:wsp>
-                      <wps:cNvSpPr>
-                        <a:spLocks/>
-                      </wps:cNvSpPr>
-                      <wps:spPr>
-                        <a:xfrm>
-                          <a:off x="0" y="0"/>
-                          <a:ext cx="1270" cy="855344"/>
-                        </a:xfrm>
-                        <a:custGeom>
-                          <a:avLst/>
-                          <a:gdLst/>
-                          <a:ahLst/>
-                          <a:cxnLst/>
-                          <a:rect l="l" t="t" r="r" b="b"/>
-                          <a:pathLst>
-                            <a:path h="855344">
-                              <a:moveTo>
-                                <a:pt x="0" y="855345"/>
-                              </a:moveTo>
-                              <a:lnTo>
-                                <a:pt x="0" y="0"/>
-                              </a:lnTo>
-                            </a:path>
-                          </a:pathLst>
-                        </a:custGeom>
-                        <a:ln w="19050">
+                        <a:ln w="18288">
                           <a:solidFill>
                             <a:srgbClr val="525252"/>
                           </a:solidFill>
@@ -257,7 +95,7 @@
           </mc:Choice>
           <mc:Fallback>
             <w:pict>
-              <v:shape w14:anchorId="6B4C760C" id="Graphic 2" o:spid="_x0000_s1026" style="position:absolute;margin-left:219.25pt;margin-top:-11.45pt;width:.1pt;height:67.35pt;z-index:15730688;visibility:visible;mso-wrap-style:square;mso-wrap-distance-left:0;mso-wrap-distance-top:0;mso-wrap-distance-right:0;mso-wrap-distance-bottom:0;mso-position-horizontal:absolute;mso-position-horizontal-relative:page;mso-position-vertical:absolute;mso-position-vertical-relative:text;v-text-anchor:top" coordsize="1270,855344" o:gfxdata="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" path="m,855345l,e" filled="f" strokecolor="#525252" strokeweight="1.5pt">
+              <v:shape w14:anchorId="2956051B" id="Graphic 1" o:spid="_x0000_s1026" style="position:absolute;margin-left:232.1pt;margin-top:-10.55pt;width:.1pt;height:63.4pt;z-index:15729664;visibility:visible;mso-wrap-style:square;mso-wrap-distance-left:0;mso-wrap-distance-top:0;mso-wrap-distance-right:0;mso-wrap-distance-bottom:0;mso-position-horizontal:absolute;mso-position-horizontal-relative:page;mso-position-vertical:absolute;mso-position-vertical-relative:text;v-text-anchor:top" coordsize="1270,805180" o:gfxdata="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" path="m,804672l,e" filled="f" strokecolor="#525252" strokeweight="1.44pt">
                 <v:path arrowok="t"/>
                 <w10:wrap anchorx="page"/>
               </v:shape>
@@ -270,18 +108,18 @@
           <w:noProof/>
         </w:rPr>
         <w:drawing>
-          <wp:anchor distT="0" distB="0" distL="0" distR="0" simplePos="0" relativeHeight="15731200" behindDoc="0" locked="0" layoutInCell="1" allowOverlap="1" wp14:anchorId="54B9F0F9" wp14:editId="7C5E5C51">
+          <wp:anchor distT="0" distB="0" distL="0" distR="0" simplePos="0" relativeHeight="15730176" behindDoc="0" locked="0" layoutInCell="1" allowOverlap="1" wp14:anchorId="3CFF740E" wp14:editId="2F14004C">
             <wp:simplePos x="0" y="0"/>
             <wp:positionH relativeFrom="page">
-              <wp:posOffset>1122659</wp:posOffset>
+              <wp:posOffset>1381760</wp:posOffset>
             </wp:positionH>
             <wp:positionV relativeFrom="paragraph">
-              <wp:posOffset>-308125</wp:posOffset>
+              <wp:posOffset>-289515</wp:posOffset>
             </wp:positionV>
-            <wp:extent cx="1320397" cy="1106991"/>
+            <wp:extent cx="1245565" cy="1044575"/>
             <wp:effectExtent l="0" t="0" r="0" b="0"/>
             <wp:wrapNone/>
-            <wp:docPr id="3" name="Image 3"/>
+            <wp:docPr id="2" name="Image 2"/>
             <wp:cNvGraphicFramePr>
               <a:graphicFrameLocks xmlns:a="http://schemas.openxmlformats.org/drawingml/2006/main"/>
             </wp:cNvGraphicFramePr>
@@ -289,7 +127,7 @@
               <a:graphicData uri="http://schemas.openxmlformats.org/drawingml/2006/picture">
                 <pic:pic xmlns:pic="http://schemas.openxmlformats.org/drawingml/2006/picture">
                   <pic:nvPicPr>
-                    <pic:cNvPr id="3" name="Image 3"/>
+                    <pic:cNvPr id="2" name="Image 2"/>
                     <pic:cNvPicPr/>
                   </pic:nvPicPr>
                   <pic:blipFill>
@@ -301,7 +139,7 @@
                   <pic:spPr>
                     <a:xfrm>
                       <a:off x="0" y="0"/>
-                      <a:ext cx="1320397" cy="1106991"/>
+                      <a:ext cx="1245565" cy="1044575"/>
                     </a:xfrm>
                     <a:prstGeom prst="rect">
                       <a:avLst/>
@@ -313,19 +151,26 @@
           </wp:anchor>
         </w:drawing>
       </w:r>
-      <w:r>
-        <w:rPr>
-          <w:color w:val="0096B0"/>
+      <w:proofErr w:type="spellStart"/>
+      <w:r>
+        <w:rPr>
+          <w:color w:val="0093AD"/>
           <w:spacing w:val="-2"/>
-          <w:w w:val="105"/>
-        </w:rPr>
-        <w:t xml:space="preserve">MeVaChi </w:t>
+        </w:rPr>
+        <w:t>MeVaChi</w:t>
+      </w:r>
+      <w:proofErr w:type="spellEnd"/>
+      <w:r>
+        <w:rPr>
+          <w:color w:val="0093AD"/>
+          <w:spacing w:val="-2"/>
+        </w:rPr>
+        <w:t xml:space="preserve"> </w:t>
       </w:r>
       <w:r>
         <w:rPr>
           <w:color w:val="525252"/>
           <w:spacing w:val="-2"/>
-          <w:w w:val="105"/>
         </w:rPr>
         <w:t>Solutions</w:t>
       </w:r>
@@ -333,682 +178,995 @@
     <w:p>
       <w:pPr>
         <w:pStyle w:val="BodyText"/>
-        <w:spacing w:before="253"/>
-        <w:rPr>
-          <w:sz w:val="24"/>
+        <w:spacing w:before="243"/>
+        <w:rPr>
+          <w:rFonts w:ascii="Lucida Sans Unicode"/>
+        </w:rPr>
+      </w:pPr>
+    </w:p>
+    <w:p>
+      <w:pPr>
+        <w:pStyle w:val="Heading2"/>
+        <w:tabs>
+          <w:tab w:val="left" w:pos="5607"/>
+        </w:tabs>
+        <w:ind w:left="482"/>
+        <w:rPr>
+          <w:rFonts w:ascii="Arial"/>
+        </w:rPr>
+      </w:pPr>
+      <w:proofErr w:type="spellStart"/>
+      <w:r>
+        <w:rPr>
+          <w:rFonts w:ascii="Arial"/>
+        </w:rPr>
+        <w:t>MeVaChi</w:t>
+      </w:r>
+      <w:proofErr w:type="spellEnd"/>
+      <w:r>
+        <w:rPr>
+          <w:rFonts w:ascii="Arial"/>
+          <w:spacing w:val="20"/>
+        </w:rPr>
+        <w:t xml:space="preserve"> </w:t>
+      </w:r>
+      <w:r>
+        <w:rPr>
+          <w:rFonts w:ascii="Arial"/>
+          <w:spacing w:val="-2"/>
+        </w:rPr>
+        <w:t>Solution</w:t>
+      </w:r>
+      <w:r>
+        <w:rPr>
+          <w:rFonts w:ascii="Arial"/>
+          <w:spacing w:val="-2"/>
+        </w:rPr>
+        <w:t xml:space="preserve">                                               </w:t>
+      </w:r>
+      <w:r>
+        <w:rPr>
+          <w:rFonts w:ascii="Arial"/>
+        </w:rPr>
+        <w:t>PROFORMA</w:t>
+      </w:r>
+      <w:r>
+        <w:rPr>
+          <w:rFonts w:ascii="Arial"/>
+          <w:spacing w:val="43"/>
+        </w:rPr>
+        <w:t xml:space="preserve"> </w:t>
+      </w:r>
+      <w:r>
+        <w:rPr>
+          <w:rFonts w:ascii="Arial"/>
+          <w:spacing w:val="-2"/>
+        </w:rPr>
+        <w:t>INVOICE</w:t>
+      </w:r>
+    </w:p>
+    <w:p>
+      <w:pPr>
+        <w:tabs>
+          <w:tab w:val="left" w:pos="5593"/>
+        </w:tabs>
+        <w:spacing w:before="56"/>
+        <w:ind w:left="475"/>
+        <w:rPr>
+          <w:rFonts w:ascii="Lucida Sans Unicode"/>
+          <w:sz w:val="18"/>
+        </w:rPr>
+      </w:pPr>
+      <w:r>
+        <w:rPr>
+          <w:rFonts w:ascii="Lucida Sans Unicode"/>
+          <w:sz w:val="18"/>
+        </w:rPr>
+        <w:t>III-F</w:t>
+      </w:r>
+      <w:r>
+        <w:rPr>
+          <w:rFonts w:ascii="Lucida Sans Unicode"/>
+          <w:spacing w:val="1"/>
+          <w:sz w:val="18"/>
+        </w:rPr>
+        <w:t xml:space="preserve"> </w:t>
+      </w:r>
+      <w:r>
+        <w:rPr>
+          <w:rFonts w:ascii="Lucida Sans Unicode"/>
+          <w:sz w:val="18"/>
+        </w:rPr>
+        <w:t>229,</w:t>
+      </w:r>
+      <w:r>
+        <w:rPr>
+          <w:rFonts w:ascii="Lucida Sans Unicode"/>
+          <w:spacing w:val="2"/>
+          <w:sz w:val="18"/>
+        </w:rPr>
+        <w:t xml:space="preserve"> </w:t>
+      </w:r>
+      <w:r>
+        <w:rPr>
+          <w:rFonts w:ascii="Lucida Sans Unicode"/>
+          <w:sz w:val="18"/>
+        </w:rPr>
+        <w:t>Nehru</w:t>
+      </w:r>
+      <w:r>
+        <w:rPr>
+          <w:rFonts w:ascii="Lucida Sans Unicode"/>
+          <w:spacing w:val="11"/>
+          <w:sz w:val="18"/>
+        </w:rPr>
+        <w:t xml:space="preserve"> </w:t>
+      </w:r>
+      <w:r>
+        <w:rPr>
+          <w:rFonts w:ascii="Lucida Sans Unicode"/>
+          <w:spacing w:val="-4"/>
+          <w:sz w:val="18"/>
+        </w:rPr>
+        <w:t>Nagar</w:t>
+      </w:r>
+      <w:r>
+        <w:rPr>
+          <w:rFonts w:ascii="Lucida Sans Unicode"/>
+          <w:sz w:val="18"/>
+        </w:rPr>
+        <w:t xml:space="preserve">                                                </w:t>
+      </w:r>
+      <w:r>
+        <w:rPr>
+          <w:rFonts w:ascii="Arial"/>
+          <w:b/>
+          <w:sz w:val="18"/>
+        </w:rPr>
+        <w:t>Invoice</w:t>
+      </w:r>
+      <w:r>
+        <w:rPr>
+          <w:rFonts w:ascii="Arial"/>
+          <w:b/>
+          <w:spacing w:val="13"/>
+          <w:sz w:val="18"/>
+        </w:rPr>
+        <w:t xml:space="preserve"> </w:t>
+      </w:r>
+      <w:r>
+        <w:rPr>
+          <w:rFonts w:ascii="Arial"/>
+          <w:b/>
+          <w:sz w:val="18"/>
+        </w:rPr>
+        <w:t>Date:</w:t>
+      </w:r>
+      <w:r>
+        <w:rPr>
+          <w:rFonts w:ascii="Arial"/>
+          <w:b/>
+          <w:spacing w:val="23"/>
+          <w:sz w:val="18"/>
+        </w:rPr>
+        <w:t xml:space="preserve"> </w:t>
+      </w:r>
+      <w:proofErr w:type="gramStart"/>
+      <w:r>
+        <w:rPr>
+          <w:rFonts w:ascii="Lucida Sans Unicode"/>
+          <w:sz w:val="18"/>
+        </w:rPr>
+        <w:t xml:space="preserve">{{ </w:t>
+      </w:r>
+      <w:proofErr w:type="spellStart"/>
+      <w:r>
+        <w:rPr>
+          <w:rFonts w:ascii="Lucida Sans Unicode"/>
+          <w:sz w:val="18"/>
+        </w:rPr>
+        <w:t>proforma</w:t>
+      </w:r>
+      <w:proofErr w:type="gramEnd"/>
+      <w:r>
+        <w:rPr>
+          <w:rFonts w:ascii="Lucida Sans Unicode"/>
+          <w:sz w:val="18"/>
+        </w:rPr>
+        <w:t>_</w:t>
+      </w:r>
+      <w:proofErr w:type="gramStart"/>
+      <w:r>
+        <w:rPr>
+          <w:rFonts w:ascii="Lucida Sans Unicode"/>
+          <w:sz w:val="18"/>
+        </w:rPr>
+        <w:t>date</w:t>
+      </w:r>
+      <w:proofErr w:type="spellEnd"/>
+      <w:r>
+        <w:rPr>
+          <w:rFonts w:ascii="Lucida Sans Unicode"/>
+          <w:sz w:val="18"/>
+        </w:rPr>
+        <w:t xml:space="preserve"> }</w:t>
+      </w:r>
+      <w:proofErr w:type="gramEnd"/>
+      <w:r>
+        <w:rPr>
+          <w:rFonts w:ascii="Lucida Sans Unicode"/>
+          <w:sz w:val="18"/>
+        </w:rPr>
+        <w:t>}</w:t>
+      </w:r>
+    </w:p>
+    <w:p>
+      <w:pPr>
+        <w:tabs>
+          <w:tab w:val="left" w:pos="5574"/>
+        </w:tabs>
+        <w:spacing w:before="14" w:line="259" w:lineRule="auto"/>
+        <w:ind w:left="482" w:right="2347"/>
+        <w:rPr>
+          <w:rFonts w:ascii="Lucida Sans Unicode"/>
+          <w:sz w:val="18"/>
+        </w:rPr>
+      </w:pPr>
+      <w:r>
+        <w:rPr>
+          <w:rFonts w:ascii="Lucida Sans Unicode"/>
+          <w:sz w:val="18"/>
+        </w:rPr>
+        <w:t>Ghaziabad 201001(</w:t>
+      </w:r>
+      <w:proofErr w:type="gramStart"/>
+      <w:r>
+        <w:rPr>
+          <w:rFonts w:ascii="Lucida Sans Unicode"/>
+          <w:sz w:val="18"/>
+        </w:rPr>
+        <w:t>UP)</w:t>
+      </w:r>
+      <w:r>
+        <w:rPr>
+          <w:rFonts w:ascii="Lucida Sans Unicode"/>
+          <w:sz w:val="18"/>
+        </w:rPr>
+        <w:t xml:space="preserve">   </w:t>
+      </w:r>
+      <w:proofErr w:type="gramEnd"/>
+      <w:r>
+        <w:rPr>
+          <w:rFonts w:ascii="Lucida Sans Unicode"/>
+          <w:sz w:val="18"/>
+        </w:rPr>
+        <w:t xml:space="preserve">                                            </w:t>
+      </w:r>
+      <w:r>
+        <w:rPr>
+          <w:rFonts w:ascii="Lucida Sans Unicode"/>
+          <w:spacing w:val="-4"/>
+          <w:sz w:val="18"/>
+        </w:rPr>
+        <w:t>P</w:t>
+      </w:r>
+      <w:r>
+        <w:rPr>
+          <w:rFonts w:ascii="Arial"/>
+          <w:b/>
+          <w:spacing w:val="-4"/>
+          <w:sz w:val="18"/>
+        </w:rPr>
+        <w:t>I</w:t>
+      </w:r>
+      <w:r>
+        <w:rPr>
+          <w:rFonts w:ascii="Arial"/>
+          <w:b/>
+          <w:spacing w:val="-11"/>
+          <w:sz w:val="18"/>
+        </w:rPr>
+        <w:t xml:space="preserve"> </w:t>
+      </w:r>
+      <w:r>
+        <w:rPr>
+          <w:rFonts w:ascii="Arial"/>
+          <w:b/>
+          <w:spacing w:val="-4"/>
+          <w:sz w:val="18"/>
+        </w:rPr>
+        <w:t>Number</w:t>
+      </w:r>
+      <w:r>
+        <w:rPr>
+          <w:rFonts w:ascii="Lucida Sans Unicode"/>
+          <w:spacing w:val="-4"/>
+          <w:sz w:val="18"/>
+        </w:rPr>
+        <w:t xml:space="preserve">: </w:t>
+      </w:r>
+      <w:proofErr w:type="gramStart"/>
+      <w:r>
+        <w:rPr>
+          <w:rFonts w:ascii="Lucida Sans Unicode"/>
+          <w:spacing w:val="-4"/>
+          <w:sz w:val="18"/>
+        </w:rPr>
+        <w:t xml:space="preserve">{{ </w:t>
+      </w:r>
+      <w:proofErr w:type="spellStart"/>
+      <w:r>
+        <w:rPr>
+          <w:rFonts w:ascii="Lucida Sans Unicode"/>
+          <w:spacing w:val="-4"/>
+          <w:sz w:val="18"/>
+        </w:rPr>
+        <w:t>proforma</w:t>
+      </w:r>
+      <w:proofErr w:type="gramEnd"/>
+      <w:r>
+        <w:rPr>
+          <w:rFonts w:ascii="Lucida Sans Unicode"/>
+          <w:spacing w:val="-4"/>
+          <w:sz w:val="18"/>
+        </w:rPr>
+        <w:t>_</w:t>
+      </w:r>
+      <w:proofErr w:type="gramStart"/>
+      <w:r>
+        <w:rPr>
+          <w:rFonts w:ascii="Lucida Sans Unicode"/>
+          <w:spacing w:val="-4"/>
+          <w:sz w:val="18"/>
+        </w:rPr>
+        <w:t>no</w:t>
+      </w:r>
+      <w:proofErr w:type="spellEnd"/>
+      <w:r>
+        <w:rPr>
+          <w:rFonts w:ascii="Lucida Sans Unicode"/>
+          <w:spacing w:val="-4"/>
+          <w:sz w:val="18"/>
+        </w:rPr>
+        <w:t xml:space="preserve"> }</w:t>
+      </w:r>
+      <w:proofErr w:type="gramEnd"/>
+      <w:r>
+        <w:rPr>
+          <w:rFonts w:ascii="Lucida Sans Unicode"/>
+          <w:spacing w:val="-4"/>
+          <w:sz w:val="18"/>
+        </w:rPr>
+        <w:t>}</w:t>
+      </w:r>
+      <w:r>
+        <w:rPr>
+          <w:rFonts w:ascii="Lucida Sans Unicode"/>
+          <w:spacing w:val="-4"/>
+          <w:sz w:val="18"/>
+        </w:rPr>
+        <w:t xml:space="preserve"> </w:t>
+      </w:r>
+      <w:r>
+        <w:rPr>
+          <w:rFonts w:ascii="Lucida Sans Unicode"/>
+          <w:sz w:val="18"/>
+        </w:rPr>
+        <w:t>GSTIN 09AOBPK8384E1ZQ</w:t>
+      </w:r>
+    </w:p>
+    <w:p>
+      <w:pPr>
+        <w:pStyle w:val="BodyText"/>
+        <w:rPr>
+          <w:rFonts w:ascii="Lucida Sans Unicode"/>
+          <w:sz w:val="18"/>
+        </w:rPr>
+      </w:pPr>
+    </w:p>
+    <w:p>
+      <w:pPr>
+        <w:pStyle w:val="BodyText"/>
+        <w:spacing w:before="4"/>
+        <w:rPr>
+          <w:rFonts w:ascii="Lucida Sans Unicode"/>
+          <w:sz w:val="18"/>
         </w:rPr>
       </w:pPr>
     </w:p>
     <w:p>
       <w:pPr>
         <w:tabs>
-          <w:tab w:val="left" w:pos="6818"/>
+          <w:tab w:val="left" w:pos="6032"/>
         </w:tabs>
-        <w:ind w:left="840"/>
-        <w:rPr>
-          <w:rFonts w:ascii="Arial"/>
+        <w:ind w:left="1066"/>
+        <w:rPr>
           <w:b/>
-          <w:sz w:val="24"/>
+          <w:sz w:val="17"/>
         </w:rPr>
       </w:pPr>
-      <w:proofErr w:type="spellStart"/>
-      <w:r>
-        <w:rPr>
-          <w:rFonts w:ascii="Arial"/>
+      <w:r>
+        <w:rPr>
           <w:b/>
-          <w:sz w:val="24"/>
-        </w:rPr>
-        <w:t>MeVaChi</w:t>
-      </w:r>
-      <w:proofErr w:type="spellEnd"/>
-      <w:r>
-        <w:rPr>
-          <w:rFonts w:ascii="Arial"/>
+          <w:color w:val="1F3860"/>
+          <w:spacing w:val="-2"/>
+          <w:sz w:val="17"/>
+        </w:rPr>
+        <w:t>BILL</w:t>
+      </w:r>
+      <w:r>
+        <w:rPr>
           <w:b/>
-          <w:spacing w:val="10"/>
-          <w:sz w:val="24"/>
+          <w:color w:val="1F3860"/>
+          <w:spacing w:val="-6"/>
+          <w:sz w:val="17"/>
         </w:rPr>
         <w:t xml:space="preserve"> </w:t>
       </w:r>
       <w:r>
         <w:rPr>
-          <w:rFonts w:ascii="Arial"/>
           <w:b/>
-          <w:spacing w:val="-2"/>
-          <w:w w:val="95"/>
-          <w:sz w:val="24"/>
-        </w:rPr>
-        <w:t>Solutions</w:t>
-      </w:r>
-      <w:r>
-        <w:rPr>
-          <w:rFonts w:ascii="Arial"/>
+          <w:color w:val="1F3860"/>
+          <w:spacing w:val="-5"/>
+          <w:sz w:val="17"/>
+        </w:rPr>
+        <w:t>TO</w:t>
+      </w:r>
+      <w:r>
+        <w:rPr>
           <w:b/>
-          <w:sz w:val="24"/>
-        </w:rPr>
-        <w:t xml:space="preserve">                                             </w:t>
-      </w:r>
-      <w:r>
-        <w:rPr>
-          <w:rFonts w:ascii="Arial"/>
+          <w:color w:val="1F3860"/>
+          <w:sz w:val="17"/>
+        </w:rPr>
+        <w:tab/>
+        <w:t>SHIP</w:t>
+      </w:r>
+      <w:r>
+        <w:rPr>
           <w:b/>
-          <w:w w:val="90"/>
-          <w:sz w:val="24"/>
-        </w:rPr>
-        <w:t>PROFORMA</w:t>
-      </w:r>
-      <w:r>
-        <w:rPr>
-          <w:rFonts w:ascii="Arial"/>
+          <w:color w:val="1F3860"/>
+          <w:spacing w:val="-10"/>
+          <w:sz w:val="17"/>
+        </w:rPr>
+        <w:t xml:space="preserve"> </w:t>
+      </w:r>
+      <w:r>
+        <w:rPr>
           <w:b/>
-          <w:spacing w:val="43"/>
-          <w:sz w:val="24"/>
-        </w:rPr>
-        <w:t xml:space="preserve"> </w:t>
-      </w:r>
-      <w:r>
-        <w:rPr>
-          <w:rFonts w:ascii="Arial"/>
-          <w:b/>
-          <w:spacing w:val="-2"/>
-          <w:sz w:val="24"/>
-        </w:rPr>
-        <w:t>INVOICE</w:t>
+          <w:color w:val="1F3860"/>
+          <w:spacing w:val="-5"/>
+          <w:sz w:val="17"/>
+        </w:rPr>
+        <w:t>TO</w:t>
       </w:r>
     </w:p>
     <w:p>
       <w:pPr>
-        <w:tabs>
-          <w:tab w:val="left" w:pos="6827"/>
-        </w:tabs>
-        <w:spacing w:before="47"/>
-        <w:ind w:left="840"/>
-        <w:rPr>
-          <w:sz w:val="20"/>
-        </w:rPr>
+        <w:rPr>
+          <w:b/>
+          <w:sz w:val="17"/>
+        </w:rPr>
+        <w:sectPr>
+          <w:type w:val="continuous"/>
+          <w:pgSz w:w="12240" w:h="15840"/>
+          <w:pgMar w:top="360" w:right="1080" w:bottom="0" w:left="1080" w:header="720" w:footer="720" w:gutter="0"/>
+          <w:cols w:space="720"/>
+        </w:sectPr>
       </w:pPr>
-      <w:r>
-        <w:rPr>
-          <w:sz w:val="20"/>
-        </w:rPr>
-        <w:t>III-F</w:t>
-      </w:r>
-      <w:r>
-        <w:rPr>
-          <w:spacing w:val="-4"/>
-          <w:sz w:val="20"/>
-        </w:rPr>
-        <w:t xml:space="preserve"> </w:t>
-      </w:r>
-      <w:r>
-        <w:rPr>
-          <w:sz w:val="20"/>
-        </w:rPr>
-        <w:t>229,</w:t>
-      </w:r>
-      <w:r>
-        <w:rPr>
-          <w:spacing w:val="-7"/>
-          <w:sz w:val="20"/>
-        </w:rPr>
-        <w:t xml:space="preserve"> </w:t>
-      </w:r>
-      <w:r>
-        <w:rPr>
-          <w:sz w:val="20"/>
-        </w:rPr>
-        <w:t>Nehru</w:t>
-      </w:r>
-      <w:r>
-        <w:rPr>
-          <w:spacing w:val="-5"/>
-          <w:sz w:val="20"/>
-        </w:rPr>
-        <w:t xml:space="preserve"> </w:t>
-      </w:r>
-      <w:r>
-        <w:rPr>
-          <w:spacing w:val="-4"/>
-          <w:sz w:val="20"/>
-        </w:rPr>
-        <w:t>Nagar</w:t>
-      </w:r>
-      <w:r>
-        <w:rPr>
-          <w:sz w:val="20"/>
-        </w:rPr>
-        <w:t xml:space="preserve">                                               </w:t>
-      </w:r>
-      <w:r>
-        <w:rPr>
-          <w:rFonts w:ascii="Arial"/>
-          <w:b/>
-          <w:sz w:val="20"/>
-        </w:rPr>
-        <w:t>Invoice</w:t>
-      </w:r>
-      <w:r>
-        <w:rPr>
-          <w:rFonts w:ascii="Arial"/>
-          <w:b/>
-          <w:spacing w:val="1"/>
-          <w:sz w:val="20"/>
-        </w:rPr>
-        <w:t xml:space="preserve"> </w:t>
-      </w:r>
-      <w:r>
-        <w:rPr>
-          <w:rFonts w:ascii="Arial"/>
-          <w:b/>
-          <w:sz w:val="20"/>
-        </w:rPr>
-        <w:t>Date:</w:t>
-      </w:r>
-      <w:r>
-        <w:rPr>
-          <w:rFonts w:ascii="Arial"/>
-          <w:b/>
-          <w:spacing w:val="2"/>
-          <w:sz w:val="20"/>
-        </w:rPr>
-        <w:t xml:space="preserve"> </w:t>
-      </w:r>
+    </w:p>
+    <w:p>
+      <w:pPr>
+        <w:pStyle w:val="Heading2"/>
+        <w:spacing w:before="145"/>
+      </w:pPr>
       <w:proofErr w:type="gramStart"/>
       <w:r>
         <w:rPr>
-          <w:sz w:val="20"/>
-        </w:rPr>
-        <w:t xml:space="preserve">{{ </w:t>
-      </w:r>
-      <w:proofErr w:type="spellStart"/>
-      <w:r>
-        <w:rPr>
-          <w:sz w:val="20"/>
-        </w:rPr>
-        <w:t>proforma</w:t>
+          <w:spacing w:val="-11"/>
+        </w:rPr>
+        <w:t>{{ name</w:t>
       </w:r>
       <w:proofErr w:type="gramEnd"/>
       <w:r>
         <w:rPr>
-          <w:sz w:val="20"/>
-        </w:rPr>
-        <w:t>_</w:t>
-      </w:r>
-      <w:proofErr w:type="gramStart"/>
-      <w:r>
-        <w:rPr>
-          <w:sz w:val="20"/>
-        </w:rPr>
-        <w:t>date</w:t>
-      </w:r>
-      <w:proofErr w:type="spellEnd"/>
-      <w:r>
-        <w:rPr>
-          <w:sz w:val="20"/>
-        </w:rPr>
-        <w:t xml:space="preserve"> }</w:t>
-      </w:r>
-      <w:proofErr w:type="gramEnd"/>
-      <w:r>
-        <w:rPr>
-          <w:sz w:val="20"/>
-        </w:rPr>
-        <w:t>}</w:t>
+          <w:spacing w:val="-11"/>
+        </w:rPr>
+        <w:t xml:space="preserve"> }}</w:t>
       </w:r>
     </w:p>
     <w:p>
       <w:pPr>
         <w:pStyle w:val="BodyText"/>
-        <w:tabs>
-          <w:tab w:val="left" w:pos="6862"/>
-        </w:tabs>
-        <w:ind w:left="840" w:right="2386"/>
+        <w:spacing w:before="54"/>
+        <w:ind w:left="413"/>
       </w:pPr>
-      <w:r>
-        <w:t>Ghaziabad 201001(</w:t>
-      </w:r>
       <w:proofErr w:type="gramStart"/>
       <w:r>
-        <w:t xml:space="preserve">UP)  </w:t>
-      </w:r>
-      <w:r>
-        <w:t xml:space="preserve"> </w:t>
+        <w:rPr>
+          <w:spacing w:val="-2"/>
+        </w:rPr>
+        <w:t xml:space="preserve">{{ </w:t>
+      </w:r>
+      <w:proofErr w:type="spellStart"/>
+      <w:r>
+        <w:rPr>
+          <w:spacing w:val="-2"/>
+        </w:rPr>
+        <w:t>site</w:t>
       </w:r>
       <w:proofErr w:type="gramEnd"/>
       <w:r>
-        <w:t xml:space="preserve">                                           </w:t>
-      </w:r>
-      <w:r>
-        <w:t>PI</w:t>
-      </w:r>
-      <w:r>
-        <w:rPr>
-          <w:rFonts w:ascii="Arial"/>
-          <w:b/>
-        </w:rPr>
-        <w:t xml:space="preserve"> Number</w:t>
-      </w:r>
-      <w:r>
-        <w:t>:</w:t>
-      </w:r>
-      <w:r>
-        <w:rPr>
-          <w:spacing w:val="-5"/>
-        </w:rPr>
-        <w:t xml:space="preserve"> </w:t>
+        <w:rPr>
+          <w:spacing w:val="-2"/>
+        </w:rPr>
+        <w:t>_</w:t>
       </w:r>
       <w:proofErr w:type="gramStart"/>
       <w:r>
         <w:rPr>
-          <w:spacing w:val="-5"/>
-        </w:rPr>
-        <w:t xml:space="preserve">{{ </w:t>
-      </w:r>
-      <w:proofErr w:type="spellStart"/>
-      <w:r>
-        <w:rPr>
-          <w:spacing w:val="-5"/>
-        </w:rPr>
-        <w:t>proforma</w:t>
+          <w:spacing w:val="-2"/>
+        </w:rPr>
+        <w:t>address</w:t>
+      </w:r>
+      <w:proofErr w:type="spellEnd"/>
+      <w:r>
+        <w:rPr>
+          <w:spacing w:val="-2"/>
+        </w:rPr>
+        <w:t xml:space="preserve"> }</w:t>
       </w:r>
       <w:proofErr w:type="gramEnd"/>
       <w:r>
         <w:rPr>
-          <w:spacing w:val="-5"/>
-        </w:rPr>
-        <w:t>_</w:t>
+          <w:spacing w:val="-2"/>
+        </w:rPr>
+        <w:t>}</w:t>
+      </w:r>
+    </w:p>
+    <w:p>
+      <w:pPr>
+        <w:pStyle w:val="Heading2"/>
+        <w:spacing w:before="160"/>
+      </w:pPr>
+      <w:r>
+        <w:rPr>
+          <w:b w:val="0"/>
+        </w:rPr>
+        <w:br w:type="column"/>
       </w:r>
       <w:proofErr w:type="gramStart"/>
       <w:r>
-        <w:rPr>
-          <w:spacing w:val="-5"/>
-        </w:rPr>
-        <w:t>no</w:t>
-      </w:r>
-      <w:proofErr w:type="spellEnd"/>
-      <w:r>
-        <w:rPr>
-          <w:spacing w:val="-5"/>
-        </w:rPr>
-        <w:t xml:space="preserve"> }</w:t>
+        <w:t>{{ name</w:t>
       </w:r>
       <w:proofErr w:type="gramEnd"/>
       <w:r>
-        <w:rPr>
-          <w:spacing w:val="-5"/>
-        </w:rPr>
-        <w:t>}</w:t>
+        <w:t xml:space="preserve"> }}</w:t>
       </w:r>
     </w:p>
     <w:p>
       <w:pPr>
         <w:pStyle w:val="BodyText"/>
-        <w:tabs>
-          <w:tab w:val="left" w:pos="6862"/>
-        </w:tabs>
-        <w:ind w:left="840" w:right="2386"/>
+        <w:spacing w:before="49"/>
+        <w:ind w:left="413"/>
       </w:pPr>
-      <w:r>
-        <w:t>GSTIN 09AOBPK8384E1ZQ</w:t>
+      <w:proofErr w:type="gramStart"/>
+      <w:r>
+        <w:rPr>
+          <w:spacing w:val="-2"/>
+        </w:rPr>
+        <w:t xml:space="preserve">{{ </w:t>
+      </w:r>
+      <w:proofErr w:type="spellStart"/>
+      <w:r>
+        <w:rPr>
+          <w:spacing w:val="-2"/>
+        </w:rPr>
+        <w:t>site</w:t>
+      </w:r>
+      <w:proofErr w:type="gramEnd"/>
+      <w:r>
+        <w:rPr>
+          <w:spacing w:val="-2"/>
+        </w:rPr>
+        <w:t>_</w:t>
+      </w:r>
+      <w:proofErr w:type="gramStart"/>
+      <w:r>
+        <w:rPr>
+          <w:spacing w:val="-2"/>
+        </w:rPr>
+        <w:t>address</w:t>
+      </w:r>
+      <w:proofErr w:type="spellEnd"/>
+      <w:r>
+        <w:rPr>
+          <w:spacing w:val="-2"/>
+        </w:rPr>
+        <w:t xml:space="preserve"> }</w:t>
+      </w:r>
+      <w:proofErr w:type="gramEnd"/>
+      <w:r>
+        <w:rPr>
+          <w:spacing w:val="-2"/>
+        </w:rPr>
+        <w:t>}</w:t>
       </w:r>
     </w:p>
     <w:p>
       <w:pPr>
         <w:pStyle w:val="BodyText"/>
+        <w:sectPr>
+          <w:type w:val="continuous"/>
+          <w:pgSz w:w="12240" w:h="15840"/>
+          <w:pgMar w:top="360" w:right="1080" w:bottom="0" w:left="1080" w:header="720" w:footer="720" w:gutter="0"/>
+          <w:cols w:num="2" w:space="720" w:equalWidth="0">
+            <w:col w:w="3697" w:space="1272"/>
+            <w:col w:w="5111"/>
+          </w:cols>
+        </w:sectPr>
       </w:pPr>
     </w:p>
     <w:p>
       <w:pPr>
         <w:pStyle w:val="BodyText"/>
-        <w:spacing w:before="8" w:after="1"/>
+        <w:rPr>
+          <w:sz w:val="20"/>
+        </w:rPr>
+      </w:pPr>
+      <w:r>
+        <w:rPr>
+          <w:noProof/>
+          <w:sz w:val="20"/>
+        </w:rPr>
+        <mc:AlternateContent>
+          <mc:Choice Requires="wps">
+            <w:drawing>
+              <wp:anchor distT="0" distB="0" distL="0" distR="0" simplePos="0" relativeHeight="15729152" behindDoc="0" locked="0" layoutInCell="1" allowOverlap="1" wp14:anchorId="2D5C3AD4" wp14:editId="46499AFA">
+                <wp:simplePos x="0" y="0"/>
+                <wp:positionH relativeFrom="page">
+                  <wp:posOffset>903605</wp:posOffset>
+                </wp:positionH>
+                <wp:positionV relativeFrom="page">
+                  <wp:posOffset>3128670</wp:posOffset>
+                </wp:positionV>
+                <wp:extent cx="6868795" cy="26670"/>
+                <wp:effectExtent l="0" t="0" r="0" b="0"/>
+                <wp:wrapNone/>
+                <wp:docPr id="3" name="Graphic 3"/>
+                <wp:cNvGraphicFramePr>
+                  <a:graphicFrameLocks xmlns:a="http://schemas.openxmlformats.org/drawingml/2006/main"/>
+                </wp:cNvGraphicFramePr>
+                <a:graphic xmlns:a="http://schemas.openxmlformats.org/drawingml/2006/main">
+                  <a:graphicData uri="http://schemas.microsoft.com/office/word/2010/wordprocessingShape">
+                    <wps:wsp>
+                      <wps:cNvSpPr>
+                        <a:spLocks/>
+                      </wps:cNvSpPr>
+                      <wps:spPr>
+                        <a:xfrm>
+                          <a:off x="0" y="0"/>
+                          <a:ext cx="6868795" cy="26670"/>
+                        </a:xfrm>
+                        <a:custGeom>
+                          <a:avLst/>
+                          <a:gdLst/>
+                          <a:ahLst/>
+                          <a:cxnLst/>
+                          <a:rect l="l" t="t" r="r" b="b"/>
+                          <a:pathLst>
+                            <a:path w="6868795" h="26670">
+                              <a:moveTo>
+                                <a:pt x="2642616" y="5334"/>
+                              </a:moveTo>
+                              <a:lnTo>
+                                <a:pt x="0" y="5334"/>
+                              </a:lnTo>
+                              <a:lnTo>
+                                <a:pt x="0" y="14452"/>
+                              </a:lnTo>
+                              <a:lnTo>
+                                <a:pt x="2642616" y="14452"/>
+                              </a:lnTo>
+                              <a:lnTo>
+                                <a:pt x="2642616" y="5334"/>
+                              </a:lnTo>
+                              <a:close/>
+                            </a:path>
+                            <a:path w="6868795" h="26670">
+                              <a:moveTo>
+                                <a:pt x="2911525" y="17500"/>
+                              </a:moveTo>
+                              <a:lnTo>
+                                <a:pt x="11099" y="17500"/>
+                              </a:lnTo>
+                              <a:lnTo>
+                                <a:pt x="11099" y="26644"/>
+                              </a:lnTo>
+                              <a:lnTo>
+                                <a:pt x="2911525" y="26644"/>
+                              </a:lnTo>
+                              <a:lnTo>
+                                <a:pt x="2911525" y="17500"/>
+                              </a:lnTo>
+                              <a:close/>
+                            </a:path>
+                            <a:path w="6868795" h="26670">
+                              <a:moveTo>
+                                <a:pt x="6535547" y="0"/>
+                              </a:moveTo>
+                              <a:lnTo>
+                                <a:pt x="2912110" y="0"/>
+                              </a:lnTo>
+                              <a:lnTo>
+                                <a:pt x="2912110" y="9118"/>
+                              </a:lnTo>
+                              <a:lnTo>
+                                <a:pt x="6535547" y="9118"/>
+                              </a:lnTo>
+                              <a:lnTo>
+                                <a:pt x="6535547" y="0"/>
+                              </a:lnTo>
+                              <a:close/>
+                            </a:path>
+                            <a:path w="6868795" h="26670">
+                              <a:moveTo>
+                                <a:pt x="6868795" y="17500"/>
+                              </a:moveTo>
+                              <a:lnTo>
+                                <a:pt x="3201416" y="17500"/>
+                              </a:lnTo>
+                              <a:lnTo>
+                                <a:pt x="3201416" y="26644"/>
+                              </a:lnTo>
+                              <a:lnTo>
+                                <a:pt x="6868795" y="26644"/>
+                              </a:lnTo>
+                              <a:lnTo>
+                                <a:pt x="6868795" y="17500"/>
+                              </a:lnTo>
+                              <a:close/>
+                            </a:path>
+                          </a:pathLst>
+                        </a:custGeom>
+                        <a:solidFill>
+                          <a:srgbClr val="BBBBBB"/>
+                        </a:solidFill>
+                      </wps:spPr>
+                      <wps:bodyPr wrap="square" lIns="0" tIns="0" rIns="0" bIns="0" rtlCol="0">
+                        <a:prstTxWarp prst="textNoShape">
+                          <a:avLst/>
+                        </a:prstTxWarp>
+                        <a:noAutofit/>
+                      </wps:bodyPr>
+                    </wps:wsp>
+                  </a:graphicData>
+                </a:graphic>
+              </wp:anchor>
+            </w:drawing>
+          </mc:Choice>
+          <mc:Fallback>
+            <w:pict>
+              <v:shape w14:anchorId="0A563CEE" id="Graphic 3" o:spid="_x0000_s1026" style="position:absolute;margin-left:71.15pt;margin-top:246.35pt;width:540.85pt;height:2.1pt;z-index:15729152;visibility:visible;mso-wrap-style:square;mso-wrap-distance-left:0;mso-wrap-distance-top:0;mso-wrap-distance-right:0;mso-wrap-distance-bottom:0;mso-position-horizontal:absolute;mso-position-horizontal-relative:page;mso-position-vertical:absolute;mso-position-vertical-relative:page;v-text-anchor:top" coordsize="6868795,26670" o:gfxdata="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" path="m2642616,5334l,5334r,9118l2642616,14452r,-9118xem2911525,17500r-2900426,l11099,26644r2900426,l2911525,17500xem6535547,l2912110,r,9118l6535547,9118r,-9118xem6868795,17500r-3667379,l3201416,26644r3667379,l6868795,17500xe" fillcolor="#bbb" stroked="f">
+                <v:path arrowok="t"/>
+                <w10:wrap anchorx="page" anchory="page"/>
+              </v:shape>
+            </w:pict>
+          </mc:Fallback>
+        </mc:AlternateContent>
+      </w:r>
+      <w:r>
+        <w:rPr>
+          <w:noProof/>
+          <w:sz w:val="20"/>
+        </w:rPr>
+        <mc:AlternateContent>
+          <mc:Choice Requires="wps">
+            <w:drawing>
+              <wp:anchor distT="0" distB="0" distL="0" distR="0" simplePos="0" relativeHeight="15730688" behindDoc="0" locked="0" layoutInCell="1" allowOverlap="1" wp14:anchorId="10CB38FF" wp14:editId="5F564FBF">
+                <wp:simplePos x="0" y="0"/>
+                <wp:positionH relativeFrom="page">
+                  <wp:posOffset>92075</wp:posOffset>
+                </wp:positionH>
+                <wp:positionV relativeFrom="page">
+                  <wp:posOffset>231140</wp:posOffset>
+                </wp:positionV>
+                <wp:extent cx="384175" cy="9592310"/>
+                <wp:effectExtent l="0" t="0" r="0" b="0"/>
+                <wp:wrapNone/>
+                <wp:docPr id="4" name="Graphic 4"/>
+                <wp:cNvGraphicFramePr>
+                  <a:graphicFrameLocks xmlns:a="http://schemas.openxmlformats.org/drawingml/2006/main"/>
+                </wp:cNvGraphicFramePr>
+                <a:graphic xmlns:a="http://schemas.openxmlformats.org/drawingml/2006/main">
+                  <a:graphicData uri="http://schemas.microsoft.com/office/word/2010/wordprocessingShape">
+                    <wps:wsp>
+                      <wps:cNvSpPr>
+                        <a:spLocks/>
+                      </wps:cNvSpPr>
+                      <wps:spPr>
+                        <a:xfrm>
+                          <a:off x="0" y="0"/>
+                          <a:ext cx="384175" cy="9592310"/>
+                        </a:xfrm>
+                        <a:custGeom>
+                          <a:avLst/>
+                          <a:gdLst/>
+                          <a:ahLst/>
+                          <a:cxnLst/>
+                          <a:rect l="l" t="t" r="r" b="b"/>
+                          <a:pathLst>
+                            <a:path w="384175" h="9592310">
+                              <a:moveTo>
+                                <a:pt x="53339" y="0"/>
+                              </a:moveTo>
+                              <a:lnTo>
+                                <a:pt x="0" y="0"/>
+                              </a:lnTo>
+                              <a:lnTo>
+                                <a:pt x="0" y="9592056"/>
+                              </a:lnTo>
+                              <a:lnTo>
+                                <a:pt x="70104" y="9592056"/>
+                              </a:lnTo>
+                              <a:lnTo>
+                                <a:pt x="97536" y="9590532"/>
+                              </a:lnTo>
+                              <a:lnTo>
+                                <a:pt x="138684" y="9582912"/>
+                              </a:lnTo>
+                              <a:lnTo>
+                                <a:pt x="179832" y="9569195"/>
+                              </a:lnTo>
+                              <a:lnTo>
+                                <a:pt x="217932" y="9549384"/>
+                              </a:lnTo>
+                              <a:lnTo>
+                                <a:pt x="254508" y="9525000"/>
+                              </a:lnTo>
+                              <a:lnTo>
+                                <a:pt x="286512" y="9496043"/>
+                              </a:lnTo>
+                              <a:lnTo>
+                                <a:pt x="315468" y="9464040"/>
+                              </a:lnTo>
+                              <a:lnTo>
+                                <a:pt x="339852" y="9427464"/>
+                              </a:lnTo>
+                              <a:lnTo>
+                                <a:pt x="358140" y="9389364"/>
+                              </a:lnTo>
+                              <a:lnTo>
+                                <a:pt x="373380" y="9348216"/>
+                              </a:lnTo>
+                              <a:lnTo>
+                                <a:pt x="381000" y="9305543"/>
+                              </a:lnTo>
+                              <a:lnTo>
+                                <a:pt x="384048" y="9262871"/>
+                              </a:lnTo>
+                              <a:lnTo>
+                                <a:pt x="384048" y="330707"/>
+                              </a:lnTo>
+                              <a:lnTo>
+                                <a:pt x="381000" y="288035"/>
+                              </a:lnTo>
+                              <a:lnTo>
+                                <a:pt x="373380" y="245363"/>
+                              </a:lnTo>
+                              <a:lnTo>
+                                <a:pt x="358140" y="204215"/>
+                              </a:lnTo>
+                              <a:lnTo>
+                                <a:pt x="339852" y="166115"/>
+                              </a:lnTo>
+                              <a:lnTo>
+                                <a:pt x="315468" y="129539"/>
+                              </a:lnTo>
+                              <a:lnTo>
+                                <a:pt x="286512" y="97535"/>
+                              </a:lnTo>
+                              <a:lnTo>
+                                <a:pt x="254508" y="68579"/>
+                              </a:lnTo>
+                              <a:lnTo>
+                                <a:pt x="217932" y="44195"/>
+                              </a:lnTo>
+                              <a:lnTo>
+                                <a:pt x="179832" y="25907"/>
+                              </a:lnTo>
+                              <a:lnTo>
+                                <a:pt x="138684" y="10667"/>
+                              </a:lnTo>
+                              <a:lnTo>
+                                <a:pt x="97536" y="3048"/>
+                              </a:lnTo>
+                              <a:lnTo>
+                                <a:pt x="53339" y="0"/>
+                              </a:lnTo>
+                              <a:close/>
+                            </a:path>
+                          </a:pathLst>
+                        </a:custGeom>
+                        <a:solidFill>
+                          <a:srgbClr val="0093AD"/>
+                        </a:solidFill>
+                      </wps:spPr>
+                      <wps:bodyPr wrap="square" lIns="0" tIns="0" rIns="0" bIns="0" rtlCol="0">
+                        <a:prstTxWarp prst="textNoShape">
+                          <a:avLst/>
+                        </a:prstTxWarp>
+                        <a:noAutofit/>
+                      </wps:bodyPr>
+                    </wps:wsp>
+                  </a:graphicData>
+                </a:graphic>
+              </wp:anchor>
+            </w:drawing>
+          </mc:Choice>
+          <mc:Fallback>
+            <w:pict>
+              <v:shape w14:anchorId="75512A00" id="Graphic 4" o:spid="_x0000_s1026" style="position:absolute;margin-left:7.25pt;margin-top:18.2pt;width:30.25pt;height:755.3pt;z-index:15730688;visibility:visible;mso-wrap-style:square;mso-wrap-distance-left:0;mso-wrap-distance-top:0;mso-wrap-distance-right:0;mso-wrap-distance-bottom:0;mso-position-horizontal:absolute;mso-position-horizontal-relative:page;mso-position-vertical:absolute;mso-position-vertical-relative:page;v-text-anchor:top" coordsize="384175,9592310" o:gfxdata="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" path="m53339,l,,,9592056r70104,l97536,9590532r41148,-7620l179832,9569195r38100,-19811l254508,9525000r32004,-28957l315468,9464040r24384,-36576l358140,9389364r15240,-41148l381000,9305543r3048,-42672l384048,330707r-3048,-42672l373380,245363,358140,204215,339852,166115,315468,129539,286512,97535,254508,68579,217932,44195,179832,25907,138684,10667,97536,3048,53339,xe" fillcolor="#0093ad" stroked="f">
+                <v:path arrowok="t"/>
+                <w10:wrap anchorx="page" anchory="page"/>
+              </v:shape>
+            </w:pict>
+          </mc:Fallback>
+        </mc:AlternateContent>
+      </w:r>
+    </w:p>
+    <w:p>
+      <w:pPr>
+        <w:pStyle w:val="BodyText"/>
+        <w:rPr>
+          <w:sz w:val="20"/>
+        </w:rPr>
+      </w:pPr>
+    </w:p>
+    <w:p>
+      <w:pPr>
+        <w:pStyle w:val="BodyText"/>
+        <w:rPr>
+          <w:sz w:val="20"/>
+        </w:rPr>
+      </w:pPr>
+    </w:p>
+    <w:p>
+      <w:pPr>
+        <w:pStyle w:val="BodyText"/>
+        <w:rPr>
+          <w:sz w:val="20"/>
+        </w:rPr>
+      </w:pPr>
+    </w:p>
+    <w:p>
+      <w:pPr>
+        <w:pStyle w:val="BodyText"/>
+        <w:rPr>
+          <w:sz w:val="20"/>
+        </w:rPr>
+      </w:pPr>
+    </w:p>
+    <w:p>
+      <w:pPr>
+        <w:pStyle w:val="BodyText"/>
+        <w:rPr>
+          <w:sz w:val="20"/>
+        </w:rPr>
+      </w:pPr>
+    </w:p>
+    <w:p>
+      <w:pPr>
+        <w:pStyle w:val="BodyText"/>
+        <w:spacing w:before="22"/>
+        <w:rPr>
+          <w:sz w:val="20"/>
+        </w:rPr>
       </w:pPr>
     </w:p>
     <w:tbl>
       <w:tblPr>
         <w:tblW w:w="0" w:type="auto"/>
-        <w:jc w:val="right"/>
-        <w:tblLayout w:type="fixed"/>
-        <w:tblCellMar>
-          <w:left w:w="0" w:type="dxa"/>
-          <w:right w:w="0" w:type="dxa"/>
-        </w:tblCellMar>
-        <w:tblLook w:val="01E0" w:firstRow="1" w:lastRow="1" w:firstColumn="1" w:lastColumn="1" w:noHBand="0" w:noVBand="0"/>
-      </w:tblPr>
-      <w:tblGrid>
-        <w:gridCol w:w="4425"/>
-        <w:gridCol w:w="454"/>
-        <w:gridCol w:w="6070"/>
-      </w:tblGrid>
-      <w:tr>
-        <w:trPr>
-          <w:trHeight w:val="272"/>
-          <w:jc w:val="right"/>
-        </w:trPr>
-        <w:tc>
-          <w:tcPr>
-            <w:tcW w:w="4425" w:type="dxa"/>
-            <w:tcBorders>
-              <w:bottom w:val="single" w:sz="6" w:space="0" w:color="BEBEBE"/>
-            </w:tcBorders>
-          </w:tcPr>
-          <w:p>
-            <w:pPr>
-              <w:pStyle w:val="TableParagraph"/>
-              <w:spacing w:line="201" w:lineRule="exact"/>
-              <w:rPr>
-                <w:b/>
-                <w:sz w:val="18"/>
-              </w:rPr>
-            </w:pPr>
-            <w:r>
-              <w:rPr>
-                <w:b/>
-                <w:color w:val="1F3863"/>
-                <w:sz w:val="18"/>
-              </w:rPr>
-              <w:t xml:space="preserve">                 BILL </w:t>
-            </w:r>
-            <w:r>
-              <w:rPr>
-                <w:b/>
-                <w:color w:val="1F3863"/>
-                <w:spacing w:val="-5"/>
-                <w:sz w:val="18"/>
-              </w:rPr>
-              <w:t>TO</w:t>
-            </w:r>
-          </w:p>
-        </w:tc>
-        <w:tc>
-          <w:tcPr>
-            <w:tcW w:w="454" w:type="dxa"/>
-          </w:tcPr>
-          <w:p>
-            <w:pPr>
-              <w:pStyle w:val="TableParagraph"/>
-              <w:rPr>
-                <w:sz w:val="20"/>
-              </w:rPr>
-            </w:pPr>
-            <w:r>
-              <w:rPr>
-                <w:sz w:val="20"/>
-              </w:rPr>
-              <w:t xml:space="preserve"> </w:t>
-            </w:r>
-          </w:p>
-        </w:tc>
-        <w:tc>
-          <w:tcPr>
-            <w:tcW w:w="6070" w:type="dxa"/>
-            <w:tcBorders>
-              <w:bottom w:val="single" w:sz="6" w:space="0" w:color="BEBEBE"/>
-            </w:tcBorders>
-          </w:tcPr>
-          <w:p>
-            <w:pPr>
-              <w:pStyle w:val="TableParagraph"/>
-              <w:spacing w:line="201" w:lineRule="exact"/>
-              <w:ind w:left="359"/>
-              <w:rPr>
-                <w:b/>
-                <w:sz w:val="18"/>
-              </w:rPr>
-            </w:pPr>
-            <w:r>
-              <w:rPr>
-                <w:b/>
-                <w:color w:val="1F3863"/>
-                <w:sz w:val="18"/>
-              </w:rPr>
-              <w:t xml:space="preserve">                  SHIP</w:t>
-            </w:r>
-            <w:r>
-              <w:rPr>
-                <w:b/>
-                <w:color w:val="1F3863"/>
-                <w:spacing w:val="-3"/>
-                <w:sz w:val="18"/>
-              </w:rPr>
-              <w:t xml:space="preserve"> </w:t>
-            </w:r>
-            <w:r>
-              <w:rPr>
-                <w:b/>
-                <w:color w:val="1F3863"/>
-                <w:spacing w:val="-5"/>
-                <w:sz w:val="18"/>
-              </w:rPr>
-              <w:t>TO</w:t>
-            </w:r>
-          </w:p>
-        </w:tc>
-      </w:tr>
-      <w:tr>
-        <w:trPr>
-          <w:trHeight w:val="321"/>
-          <w:jc w:val="right"/>
-        </w:trPr>
-        <w:tc>
-          <w:tcPr>
-            <w:tcW w:w="4425" w:type="dxa"/>
-            <w:tcBorders>
-              <w:top w:val="single" w:sz="6" w:space="0" w:color="BEBEBE"/>
-            </w:tcBorders>
-          </w:tcPr>
-          <w:p>
-            <w:pPr>
-              <w:pStyle w:val="TableParagraph"/>
-              <w:spacing w:before="68" w:line="233" w:lineRule="exact"/>
-              <w:rPr>
-                <w:b/>
-                <w:lang w:val="en-IN"/>
-              </w:rPr>
-            </w:pPr>
-            <w:r>
-              <w:rPr>
-                <w:b/>
-                <w:bCs/>
-                <w:sz w:val="24"/>
-                <w:szCs w:val="24"/>
-              </w:rPr>
-              <w:t xml:space="preserve">         </w:t>
-            </w:r>
-            <w:proofErr w:type="gramStart"/>
-            <w:r>
-              <w:rPr>
-                <w:b/>
-                <w:bCs/>
-              </w:rPr>
-              <w:t>{{ name</w:t>
-            </w:r>
-            <w:proofErr w:type="gramEnd"/>
-            <w:r>
-              <w:rPr>
-                <w:b/>
-                <w:bCs/>
-              </w:rPr>
-              <w:t xml:space="preserve"> }}</w:t>
-            </w:r>
-          </w:p>
-        </w:tc>
-        <w:tc>
-          <w:tcPr>
-            <w:tcW w:w="454" w:type="dxa"/>
-          </w:tcPr>
-          <w:p>
-            <w:pPr>
-              <w:pStyle w:val="TableParagraph"/>
-              <w:rPr>
-                <w:sz w:val="20"/>
-              </w:rPr>
-            </w:pPr>
-          </w:p>
-        </w:tc>
-        <w:tc>
-          <w:tcPr>
-            <w:tcW w:w="6070" w:type="dxa"/>
-            <w:tcBorders>
-              <w:top w:val="single" w:sz="6" w:space="0" w:color="BEBEBE"/>
-            </w:tcBorders>
-          </w:tcPr>
-          <w:p>
-            <w:pPr>
-              <w:pStyle w:val="TableParagraph"/>
-              <w:spacing w:line="252" w:lineRule="exact"/>
-              <w:ind w:left="282"/>
-              <w:rPr>
-                <w:b/>
-              </w:rPr>
-            </w:pPr>
-            <w:r>
-              <w:rPr>
-                <w:b/>
-                <w:bCs/>
-                <w:sz w:val="24"/>
-                <w:szCs w:val="24"/>
-              </w:rPr>
-              <w:t xml:space="preserve">               </w:t>
-            </w:r>
-            <w:proofErr w:type="gramStart"/>
-            <w:r>
-              <w:rPr>
-                <w:b/>
-                <w:bCs/>
-              </w:rPr>
-              <w:t>{{ name</w:t>
-            </w:r>
-            <w:proofErr w:type="gramEnd"/>
-            <w:r>
-              <w:rPr>
-                <w:b/>
-                <w:bCs/>
-              </w:rPr>
-              <w:t xml:space="preserve"> }}</w:t>
-            </w:r>
-          </w:p>
-        </w:tc>
-      </w:tr>
-    </w:tbl>
-    <w:p>
-      <w:pPr>
-        <w:pStyle w:val="BodyText"/>
-        <w:tabs>
-          <w:tab w:val="left" w:pos="5856"/>
-          <w:tab w:val="left" w:pos="6156"/>
-        </w:tabs>
-        <w:ind w:left="518" w:right="820"/>
-      </w:pPr>
-      <w:r>
-        <w:t xml:space="preserve">  </w:t>
-      </w:r>
-      <w:proofErr w:type="gramStart"/>
-      <w:r>
-        <w:t xml:space="preserve">{{ </w:t>
-      </w:r>
-      <w:proofErr w:type="spellStart"/>
-      <w:r>
-        <w:t>site</w:t>
-      </w:r>
-      <w:proofErr w:type="gramEnd"/>
-      <w:r>
-        <w:t>_</w:t>
-      </w:r>
-      <w:proofErr w:type="gramStart"/>
-      <w:r>
-        <w:t>address</w:t>
-      </w:r>
-      <w:proofErr w:type="spellEnd"/>
-      <w:r>
-        <w:t xml:space="preserve"> }</w:t>
-      </w:r>
-      <w:proofErr w:type="gramEnd"/>
-      <w:r>
-        <w:t xml:space="preserve">}                                                           </w:t>
-      </w:r>
-      <w:proofErr w:type="gramStart"/>
-      <w:r>
-        <w:t xml:space="preserve">   {{ site</w:t>
-      </w:r>
-      <w:proofErr w:type="gramEnd"/>
-      <w:r>
-        <w:t>_</w:t>
-      </w:r>
-      <w:proofErr w:type="gramStart"/>
-      <w:r>
-        <w:t>address }</w:t>
-      </w:r>
-      <w:proofErr w:type="gramEnd"/>
-      <w:r>
-        <w:t>}</w:t>
-      </w:r>
-    </w:p>
-    <w:p>
-      <w:pPr>
-        <w:pStyle w:val="BodyText"/>
-        <w:tabs>
-          <w:tab w:val="left" w:pos="6336"/>
-        </w:tabs>
-        <w:ind w:left="518" w:right="820"/>
-      </w:pPr>
-      <w:r>
-        <w:tab/>
-        <w:t xml:space="preserve">  </w:t>
-      </w:r>
-    </w:p>
-    <w:p>
-      <w:pPr>
-        <w:pStyle w:val="BodyText"/>
-        <w:tabs>
-          <w:tab w:val="left" w:pos="6156"/>
-          <w:tab w:val="left" w:pos="7068"/>
-        </w:tabs>
-        <w:ind w:right="820"/>
-      </w:pPr>
-      <w:r>
-        <w:t xml:space="preserve">                                                    </w:t>
-      </w:r>
-      <w:r>
-        <w:t xml:space="preserve"> </w:t>
-      </w:r>
-      <w:r>
-        <w:t xml:space="preserve">                                                  </w:t>
-      </w:r>
-    </w:p>
-    <w:p>
-      <w:pPr>
-        <w:pStyle w:val="BodyText"/>
-        <w:ind w:left="518" w:right="820"/>
-        <w:rPr>
-          <w:rFonts w:ascii="Times New Roman"/>
-        </w:rPr>
-      </w:pPr>
-      <w:r>
-        <w:tab/>
-      </w:r>
-      <w:r>
-        <w:rPr>
-          <w:spacing w:val="-27"/>
-        </w:rPr>
-        <w:t xml:space="preserve">                                                                       </w:t>
-      </w:r>
-      <w:r>
-        <w:rPr>
-          <w:spacing w:val="-27"/>
-        </w:rPr>
-        <w:t xml:space="preserve"> </w:t>
-      </w:r>
-    </w:p>
-    <w:p>
-      <w:pPr>
-        <w:pStyle w:val="BodyText"/>
-        <w:spacing w:before="74"/>
-      </w:pPr>
-    </w:p>
-    <w:tbl>
-      <w:tblPr>
-        <w:tblW w:w="0" w:type="auto"/>
-        <w:tblInd w:w="719" w:type="dxa"/>
+        <w:tblInd w:w="370" w:type="dxa"/>
         <w:tblBorders>
           <w:top w:val="single" w:sz="8" w:space="0" w:color="999999"/>
           <w:left w:val="single" w:sz="8" w:space="0" w:color="999999"/>
@@ -1025,52 +1183,48 @@
         <w:tblLook w:val="01E0" w:firstRow="1" w:lastRow="1" w:firstColumn="1" w:lastColumn="1" w:noHBand="0" w:noVBand="0"/>
       </w:tblPr>
       <w:tblGrid>
-        <w:gridCol w:w="1142"/>
-        <w:gridCol w:w="3319"/>
-        <w:gridCol w:w="1273"/>
-        <w:gridCol w:w="1495"/>
-        <w:gridCol w:w="1489"/>
+        <w:gridCol w:w="1687"/>
+        <w:gridCol w:w="3207"/>
+        <w:gridCol w:w="1227"/>
+        <w:gridCol w:w="1450"/>
+        <w:gridCol w:w="1435"/>
       </w:tblGrid>
       <w:tr>
         <w:trPr>
-          <w:trHeight w:val="392"/>
+          <w:trHeight w:val="405"/>
         </w:trPr>
         <w:tc>
           <w:tcPr>
-            <w:tcW w:w="4461" w:type="dxa"/>
-            <w:gridSpan w:val="2"/>
+            <w:tcW w:w="1687" w:type="dxa"/>
             <w:tcBorders>
               <w:right w:val="nil"/>
             </w:tcBorders>
-            <w:shd w:val="clear" w:color="auto" w:fill="30849B"/>
+            <w:shd w:val="clear" w:color="auto" w:fill="2D839A"/>
           </w:tcPr>
           <w:p>
             <w:pPr>
               <w:pStyle w:val="TableParagraph"/>
-              <w:tabs>
-                <w:tab w:val="left" w:pos="1757"/>
-              </w:tabs>
-              <w:spacing w:before="81"/>
-              <w:ind w:left="38"/>
+              <w:spacing w:before="79"/>
+              <w:ind w:left="813"/>
               <w:rPr>
                 <w:b/>
-                <w:sz w:val="18"/>
+                <w:sz w:val="17"/>
               </w:rPr>
             </w:pPr>
             <w:r>
               <w:rPr>
                 <w:b/>
                 <w:color w:val="FFFFFF"/>
-                <w:sz w:val="18"/>
-              </w:rPr>
-              <w:t xml:space="preserve">   HSN</w:t>
+                <w:sz w:val="17"/>
+              </w:rPr>
+              <w:t>HSN</w:t>
             </w:r>
             <w:r>
               <w:rPr>
                 <w:b/>
                 <w:color w:val="FFFFFF"/>
-                <w:spacing w:val="-2"/>
-                <w:sz w:val="18"/>
+                <w:spacing w:val="-7"/>
+                <w:sz w:val="17"/>
               </w:rPr>
               <w:t xml:space="preserve"> </w:t>
             </w:r>
@@ -1079,144 +1233,149 @@
                 <w:b/>
                 <w:color w:val="FFFFFF"/>
                 <w:spacing w:val="-4"/>
-                <w:sz w:val="18"/>
+                <w:sz w:val="17"/>
               </w:rPr>
               <w:t>Code</w:t>
-            </w:r>
-            <w:r>
-              <w:rPr>
-                <w:b/>
-                <w:color w:val="FFFFFF"/>
-                <w:sz w:val="18"/>
-              </w:rPr>
-              <w:tab/>
-              <w:t xml:space="preserve">          </w:t>
-            </w:r>
-            <w:r>
-              <w:rPr>
-                <w:b/>
-                <w:color w:val="FFFFFF"/>
-                <w:spacing w:val="-2"/>
-                <w:sz w:val="18"/>
-              </w:rPr>
-              <w:t>DESCRIPTION</w:t>
             </w:r>
           </w:p>
         </w:tc>
         <w:tc>
           <w:tcPr>
-            <w:tcW w:w="1273" w:type="dxa"/>
+            <w:tcW w:w="3207" w:type="dxa"/>
             <w:tcBorders>
               <w:left w:val="nil"/>
               <w:right w:val="nil"/>
             </w:tcBorders>
-            <w:shd w:val="clear" w:color="auto" w:fill="30849B"/>
+            <w:shd w:val="clear" w:color="auto" w:fill="2D839A"/>
           </w:tcPr>
           <w:p>
             <w:pPr>
               <w:pStyle w:val="TableParagraph"/>
-              <w:spacing w:before="81"/>
-              <w:ind w:left="17"/>
+              <w:spacing w:before="79"/>
+              <w:ind w:left="1078"/>
               <w:rPr>
                 <w:b/>
-                <w:sz w:val="18"/>
+                <w:sz w:val="17"/>
               </w:rPr>
             </w:pPr>
             <w:r>
               <w:rPr>
                 <w:b/>
                 <w:color w:val="FFFFFF"/>
-                <w:spacing w:val="-5"/>
-                <w:sz w:val="18"/>
-              </w:rPr>
-              <w:t xml:space="preserve">         QTY</w:t>
+                <w:spacing w:val="-2"/>
+                <w:sz w:val="17"/>
+              </w:rPr>
+              <w:t>DESCRIPTION</w:t>
             </w:r>
           </w:p>
         </w:tc>
         <w:tc>
           <w:tcPr>
-            <w:tcW w:w="1495" w:type="dxa"/>
+            <w:tcW w:w="1227" w:type="dxa"/>
             <w:tcBorders>
               <w:left w:val="nil"/>
               <w:right w:val="nil"/>
             </w:tcBorders>
-            <w:shd w:val="clear" w:color="auto" w:fill="30849B"/>
+            <w:shd w:val="clear" w:color="auto" w:fill="2D839A"/>
           </w:tcPr>
           <w:p>
             <w:pPr>
               <w:pStyle w:val="TableParagraph"/>
-              <w:spacing w:before="81"/>
-              <w:ind w:left="20"/>
+              <w:spacing w:before="79"/>
+              <w:ind w:right="434"/>
+              <w:jc w:val="right"/>
               <w:rPr>
                 <w:b/>
-                <w:sz w:val="18"/>
+                <w:sz w:val="17"/>
               </w:rPr>
             </w:pPr>
             <w:r>
               <w:rPr>
                 <w:b/>
                 <w:color w:val="FFFFFF"/>
-                <w:sz w:val="18"/>
-              </w:rPr>
-              <w:t xml:space="preserve">    UNIT</w:t>
-            </w:r>
-            <w:r>
-              <w:rPr>
-                <w:b/>
-                <w:color w:val="FFFFFF"/>
-                <w:spacing w:val="-4"/>
-                <w:sz w:val="18"/>
-              </w:rPr>
-              <w:t xml:space="preserve"> </w:t>
-            </w:r>
-            <w:r>
-              <w:rPr>
-                <w:b/>
-                <w:color w:val="FFFFFF"/>
-                <w:spacing w:val="-2"/>
-                <w:sz w:val="18"/>
-              </w:rPr>
-              <w:t>PRICE</w:t>
+                <w:spacing w:val="-5"/>
+                <w:sz w:val="17"/>
+              </w:rPr>
+              <w:t>QTY</w:t>
             </w:r>
           </w:p>
         </w:tc>
         <w:tc>
           <w:tcPr>
-            <w:tcW w:w="1489" w:type="dxa"/>
+            <w:tcW w:w="1450" w:type="dxa"/>
             <w:tcBorders>
               <w:left w:val="nil"/>
+              <w:right w:val="nil"/>
             </w:tcBorders>
-            <w:shd w:val="clear" w:color="auto" w:fill="30849B"/>
+            <w:shd w:val="clear" w:color="auto" w:fill="2D839A"/>
           </w:tcPr>
           <w:p>
             <w:pPr>
               <w:pStyle w:val="TableParagraph"/>
-              <w:spacing w:before="81"/>
-              <w:ind w:left="28"/>
+              <w:spacing w:before="79"/>
+              <w:ind w:left="239"/>
               <w:rPr>
                 <w:b/>
-                <w:sz w:val="18"/>
+                <w:sz w:val="17"/>
               </w:rPr>
             </w:pPr>
+            <w:r>
+              <w:rPr>
+                <w:b/>
+                <w:color w:val="FFFFFF"/>
+                <w:spacing w:val="-4"/>
+                <w:sz w:val="17"/>
+              </w:rPr>
+              <w:t xml:space="preserve">UNIT </w:t>
+            </w:r>
             <w:r>
               <w:rPr>
                 <w:b/>
                 <w:color w:val="FFFFFF"/>
                 <w:spacing w:val="-2"/>
-                <w:sz w:val="18"/>
-              </w:rPr>
-              <w:t xml:space="preserve">     TOTAL</w:t>
+                <w:sz w:val="17"/>
+              </w:rPr>
+              <w:t>PRICE</w:t>
+            </w:r>
+          </w:p>
+        </w:tc>
+        <w:tc>
+          <w:tcPr>
+            <w:tcW w:w="1435" w:type="dxa"/>
+            <w:tcBorders>
+              <w:left w:val="nil"/>
+            </w:tcBorders>
+            <w:shd w:val="clear" w:color="auto" w:fill="2D839A"/>
+          </w:tcPr>
+          <w:p>
+            <w:pPr>
+              <w:pStyle w:val="TableParagraph"/>
+              <w:spacing w:before="79"/>
+              <w:ind w:left="259"/>
+              <w:rPr>
+                <w:b/>
+                <w:sz w:val="17"/>
+              </w:rPr>
+            </w:pPr>
+            <w:r>
+              <w:rPr>
+                <w:b/>
+                <w:color w:val="FFFFFF"/>
+                <w:spacing w:val="-2"/>
+                <w:sz w:val="17"/>
+              </w:rPr>
+              <w:t>TOTAL</w:t>
             </w:r>
           </w:p>
         </w:tc>
       </w:tr>
       <w:tr>
         <w:trPr>
-          <w:trHeight w:val="388"/>
+          <w:trHeight w:val="397"/>
         </w:trPr>
         <w:tc>
           <w:tcPr>
-            <w:tcW w:w="1142" w:type="dxa"/>
+            <w:tcW w:w="1687" w:type="dxa"/>
             <w:tcBorders>
               <w:left w:val="single" w:sz="4" w:space="0" w:color="000000"/>
               <w:right w:val="single" w:sz="4" w:space="0" w:color="000000"/>
@@ -1224,51 +1383,35 @@
           </w:tcPr>
           <w:p>
             <w:pPr>
-              <w:pStyle w:val="TableParagraph"/>
-              <w:spacing w:before="57"/>
-              <w:ind w:left="240"/>
               <w:jc w:val="center"/>
               <w:rPr>
                 <w:sz w:val="20"/>
+                <w:szCs w:val="20"/>
               </w:rPr>
             </w:pPr>
             <w:proofErr w:type="gramStart"/>
             <w:r>
               <w:rPr>
-                <w:spacing w:val="-2"/>
-                <w:sz w:val="20"/>
-              </w:rPr>
-              <w:t xml:space="preserve">{{ </w:t>
-            </w:r>
-            <w:proofErr w:type="spellStart"/>
-            <w:r>
-              <w:rPr>
-                <w:spacing w:val="-2"/>
-                <w:sz w:val="20"/>
-              </w:rPr>
-              <w:t>hsn</w:t>
+                <w:w w:val="105"/>
+                <w:sz w:val="20"/>
+                <w:szCs w:val="20"/>
+              </w:rPr>
+              <w:t>{{ hsn</w:t>
             </w:r>
             <w:proofErr w:type="gramEnd"/>
             <w:r>
               <w:rPr>
-                <w:spacing w:val="-2"/>
-                <w:sz w:val="20"/>
-              </w:rPr>
-              <w:t>_code</w:t>
-            </w:r>
-            <w:proofErr w:type="spellEnd"/>
-            <w:r>
-              <w:rPr>
-                <w:spacing w:val="-2"/>
-                <w:sz w:val="20"/>
-              </w:rPr>
-              <w:t xml:space="preserve"> }}</w:t>
+                <w:w w:val="105"/>
+                <w:sz w:val="20"/>
+                <w:szCs w:val="20"/>
+              </w:rPr>
+              <w:t>_code1 }}</w:t>
             </w:r>
           </w:p>
         </w:tc>
         <w:tc>
           <w:tcPr>
-            <w:tcW w:w="3319" w:type="dxa"/>
+            <w:tcW w:w="3207" w:type="dxa"/>
             <w:tcBorders>
               <w:left w:val="single" w:sz="4" w:space="0" w:color="000000"/>
               <w:right w:val="single" w:sz="4" w:space="0" w:color="000000"/>
@@ -1276,33 +1419,39 @@
           </w:tcPr>
           <w:p>
             <w:pPr>
-              <w:pStyle w:val="TableParagraph"/>
-              <w:spacing w:before="57"/>
-              <w:ind w:left="162"/>
               <w:jc w:val="center"/>
               <w:rPr>
                 <w:sz w:val="20"/>
+                <w:szCs w:val="20"/>
               </w:rPr>
             </w:pPr>
-            <w:proofErr w:type="gramStart"/>
-            <w:r>
-              <w:rPr>
-                <w:sz w:val="20"/>
-              </w:rPr>
-              <w:t>{{ product</w:t>
-            </w:r>
-            <w:proofErr w:type="gramEnd"/>
-            <w:r>
-              <w:rPr>
-                <w:sz w:val="20"/>
-              </w:rPr>
-              <w:t xml:space="preserve"> }}</w:t>
+            <w:r>
+              <w:rPr>
+                <w:sz w:val="20"/>
+                <w:szCs w:val="20"/>
+              </w:rPr>
+              <w:t>MVC</w:t>
+            </w:r>
+            <w:r>
+              <w:rPr>
+                <w:spacing w:val="-7"/>
+                <w:sz w:val="20"/>
+                <w:szCs w:val="20"/>
+              </w:rPr>
+              <w:t xml:space="preserve"> </w:t>
+            </w:r>
+            <w:r>
+              <w:rPr>
+                <w:sz w:val="20"/>
+                <w:szCs w:val="20"/>
+              </w:rPr>
+              <w:t>Air Filtration Unit</w:t>
             </w:r>
           </w:p>
         </w:tc>
         <w:tc>
           <w:tcPr>
-            <w:tcW w:w="1273" w:type="dxa"/>
+            <w:tcW w:w="1227" w:type="dxa"/>
             <w:tcBorders>
               <w:left w:val="single" w:sz="4" w:space="0" w:color="000000"/>
               <w:right w:val="single" w:sz="4" w:space="0" w:color="000000"/>
@@ -1310,47 +1459,66 @@
           </w:tcPr>
           <w:p>
             <w:pPr>
-              <w:pStyle w:val="TableParagraph"/>
-              <w:spacing w:before="57"/>
-              <w:ind w:left="16"/>
               <w:jc w:val="center"/>
               <w:rPr>
                 <w:sz w:val="20"/>
+                <w:szCs w:val="20"/>
               </w:rPr>
             </w:pPr>
             <w:proofErr w:type="gramStart"/>
             <w:r>
               <w:rPr>
-                <w:sz w:val="20"/>
+                <w:spacing w:val="-10"/>
+                <w:w w:val="105"/>
+                <w:sz w:val="20"/>
+                <w:szCs w:val="20"/>
               </w:rPr>
               <w:t xml:space="preserve">{{ </w:t>
             </w:r>
             <w:proofErr w:type="spellStart"/>
             <w:r>
               <w:rPr>
-                <w:sz w:val="20"/>
-              </w:rPr>
-              <w:t>total</w:t>
+                <w:spacing w:val="-10"/>
+                <w:w w:val="105"/>
+                <w:sz w:val="20"/>
+                <w:szCs w:val="20"/>
+              </w:rPr>
+              <w:t>no</w:t>
             </w:r>
             <w:proofErr w:type="gramEnd"/>
             <w:r>
               <w:rPr>
-                <w:sz w:val="20"/>
-              </w:rPr>
-              <w:t>_no_of_units</w:t>
+                <w:spacing w:val="-10"/>
+                <w:w w:val="105"/>
+                <w:sz w:val="20"/>
+                <w:szCs w:val="20"/>
+              </w:rPr>
+              <w:t>_of_mvd_units</w:t>
             </w:r>
             <w:proofErr w:type="spellEnd"/>
             <w:r>
               <w:rPr>
-                <w:sz w:val="20"/>
-              </w:rPr>
-              <w:t xml:space="preserve"> }}</w:t>
+                <w:spacing w:val="-10"/>
+                <w:w w:val="105"/>
+                <w:sz w:val="20"/>
+                <w:szCs w:val="20"/>
+              </w:rPr>
+              <w:t xml:space="preserve"> </w:t>
+            </w:r>
+            <w:r>
+              <w:rPr>
+                <w:spacing w:val="-10"/>
+                <w:w w:val="105"/>
+                <w:sz w:val="20"/>
+                <w:szCs w:val="20"/>
+              </w:rPr>
+              <w:t>}}</w:t>
             </w:r>
           </w:p>
         </w:tc>
         <w:tc>
           <w:tcPr>
-            <w:tcW w:w="1495" w:type="dxa"/>
+            <w:tcW w:w="1450" w:type="dxa"/>
             <w:tcBorders>
               <w:left w:val="single" w:sz="4" w:space="0" w:color="000000"/>
               <w:right w:val="single" w:sz="4" w:space="0" w:color="000000"/>
@@ -1358,18 +1526,17 @@
           </w:tcPr>
           <w:p>
             <w:pPr>
-              <w:pStyle w:val="TableParagraph"/>
-              <w:spacing w:before="57"/>
-              <w:ind w:left="19"/>
               <w:jc w:val="center"/>
               <w:rPr>
                 <w:sz w:val="20"/>
+                <w:szCs w:val="20"/>
               </w:rPr>
             </w:pPr>
             <w:proofErr w:type="gramStart"/>
             <w:r>
               <w:rPr>
                 <w:sz w:val="20"/>
+                <w:szCs w:val="20"/>
               </w:rPr>
               <w:t xml:space="preserve">{{ </w:t>
             </w:r>
@@ -1377,20 +1544,23 @@
             <w:r>
               <w:rPr>
                 <w:sz w:val="20"/>
-              </w:rPr>
-              <w:t>cost</w:t>
+                <w:szCs w:val="20"/>
+              </w:rPr>
+              <w:t>per</w:t>
             </w:r>
             <w:proofErr w:type="gramEnd"/>
             <w:r>
               <w:rPr>
                 <w:sz w:val="20"/>
-              </w:rPr>
-              <w:t>_total_per_unit</w:t>
+                <w:szCs w:val="20"/>
+              </w:rPr>
+              <w:t>_unit_cost</w:t>
             </w:r>
             <w:proofErr w:type="spellEnd"/>
             <w:r>
               <w:rPr>
                 <w:sz w:val="20"/>
+                <w:szCs w:val="20"/>
               </w:rPr>
               <w:t xml:space="preserve"> }}</w:t>
             </w:r>
@@ -1398,7 +1568,7 @@
         </w:tc>
         <w:tc>
           <w:tcPr>
-            <w:tcW w:w="1489" w:type="dxa"/>
+            <w:tcW w:w="1435" w:type="dxa"/>
             <w:tcBorders>
               <w:left w:val="single" w:sz="4" w:space="0" w:color="000000"/>
               <w:right w:val="single" w:sz="4" w:space="0" w:color="000000"/>
@@ -1406,18 +1576,17 @@
           </w:tcPr>
           <w:p>
             <w:pPr>
-              <w:pStyle w:val="TableParagraph"/>
-              <w:spacing w:before="57"/>
-              <w:ind w:left="28" w:right="6"/>
               <w:jc w:val="center"/>
               <w:rPr>
                 <w:sz w:val="20"/>
+                <w:szCs w:val="20"/>
               </w:rPr>
             </w:pPr>
             <w:proofErr w:type="gramStart"/>
             <w:r>
               <w:rPr>
                 <w:sz w:val="20"/>
+                <w:szCs w:val="20"/>
               </w:rPr>
               <w:t xml:space="preserve">{{ </w:t>
             </w:r>
@@ -1425,6 +1594,7 @@
             <w:r>
               <w:rPr>
                 <w:sz w:val="20"/>
+                <w:szCs w:val="20"/>
               </w:rPr>
               <w:t>total</w:t>
             </w:r>
@@ -1432,13 +1602,15 @@
             <w:r>
               <w:rPr>
                 <w:sz w:val="20"/>
-              </w:rPr>
-              <w:t>_amount</w:t>
+                <w:szCs w:val="20"/>
+              </w:rPr>
+              <w:t>_mvd_cost</w:t>
             </w:r>
             <w:proofErr w:type="spellEnd"/>
             <w:r>
               <w:rPr>
                 <w:sz w:val="20"/>
+                <w:szCs w:val="20"/>
               </w:rPr>
               <w:t xml:space="preserve"> }}</w:t>
             </w:r>
@@ -1447,11 +1619,504 @@
       </w:tr>
       <w:tr>
         <w:trPr>
-          <w:trHeight w:val="388"/>
+          <w:trHeight w:val="400"/>
         </w:trPr>
         <w:tc>
           <w:tcPr>
-            <w:tcW w:w="7229" w:type="dxa"/>
+            <w:tcW w:w="1687" w:type="dxa"/>
+            <w:tcBorders>
+              <w:left w:val="single" w:sz="4" w:space="0" w:color="000000"/>
+              <w:right w:val="single" w:sz="4" w:space="0" w:color="000000"/>
+            </w:tcBorders>
+          </w:tcPr>
+          <w:p>
+            <w:pPr>
+              <w:jc w:val="center"/>
+              <w:rPr>
+                <w:sz w:val="20"/>
+                <w:szCs w:val="20"/>
+              </w:rPr>
+            </w:pPr>
+            <w:proofErr w:type="gramStart"/>
+            <w:r>
+              <w:rPr>
+                <w:sz w:val="20"/>
+                <w:szCs w:val="20"/>
+              </w:rPr>
+              <w:t>{{ hsn</w:t>
+            </w:r>
+            <w:proofErr w:type="gramEnd"/>
+            <w:r>
+              <w:rPr>
+                <w:sz w:val="20"/>
+                <w:szCs w:val="20"/>
+              </w:rPr>
+              <w:t>_code2 }}</w:t>
+            </w:r>
+          </w:p>
+        </w:tc>
+        <w:tc>
+          <w:tcPr>
+            <w:tcW w:w="3207" w:type="dxa"/>
+            <w:tcBorders>
+              <w:left w:val="single" w:sz="4" w:space="0" w:color="000000"/>
+              <w:right w:val="single" w:sz="4" w:space="0" w:color="000000"/>
+            </w:tcBorders>
+          </w:tcPr>
+          <w:p>
+            <w:pPr>
+              <w:jc w:val="center"/>
+              <w:rPr>
+                <w:sz w:val="20"/>
+                <w:szCs w:val="20"/>
+              </w:rPr>
+            </w:pPr>
+            <w:r>
+              <w:rPr>
+                <w:sz w:val="20"/>
+                <w:szCs w:val="20"/>
+              </w:rPr>
+              <w:t>CMC</w:t>
+            </w:r>
+            <w:r>
+              <w:rPr>
+                <w:spacing w:val="-9"/>
+                <w:sz w:val="20"/>
+                <w:szCs w:val="20"/>
+              </w:rPr>
+              <w:t xml:space="preserve"> </w:t>
+            </w:r>
+            <w:r>
+              <w:rPr>
+                <w:sz w:val="20"/>
+                <w:szCs w:val="20"/>
+              </w:rPr>
+              <w:t>(2</w:t>
+            </w:r>
+            <w:r>
+              <w:rPr>
+                <w:sz w:val="20"/>
+                <w:szCs w:val="20"/>
+                <w:vertAlign w:val="superscript"/>
+              </w:rPr>
+              <w:t>nd</w:t>
+            </w:r>
+            <w:r>
+              <w:rPr>
+                <w:spacing w:val="-8"/>
+                <w:sz w:val="20"/>
+                <w:szCs w:val="20"/>
+              </w:rPr>
+              <w:t xml:space="preserve"> </w:t>
+            </w:r>
+            <w:r>
+              <w:rPr>
+                <w:sz w:val="20"/>
+                <w:szCs w:val="20"/>
+              </w:rPr>
+              <w:t>year</w:t>
+            </w:r>
+            <w:r>
+              <w:rPr>
+                <w:spacing w:val="-4"/>
+                <w:sz w:val="20"/>
+                <w:szCs w:val="20"/>
+              </w:rPr>
+              <w:t xml:space="preserve"> </w:t>
+            </w:r>
+            <w:r>
+              <w:rPr>
+                <w:sz w:val="20"/>
+                <w:szCs w:val="20"/>
+              </w:rPr>
+              <w:t>onwards)</w:t>
+            </w:r>
+          </w:p>
+        </w:tc>
+        <w:tc>
+          <w:tcPr>
+            <w:tcW w:w="1227" w:type="dxa"/>
+            <w:tcBorders>
+              <w:left w:val="single" w:sz="4" w:space="0" w:color="000000"/>
+              <w:right w:val="single" w:sz="4" w:space="0" w:color="000000"/>
+            </w:tcBorders>
+          </w:tcPr>
+          <w:p>
+            <w:pPr>
+              <w:jc w:val="center"/>
+              <w:rPr>
+                <w:sz w:val="20"/>
+                <w:szCs w:val="20"/>
+              </w:rPr>
+            </w:pPr>
+            <w:proofErr w:type="gramStart"/>
+            <w:r>
+              <w:rPr>
+                <w:spacing w:val="-10"/>
+                <w:w w:val="105"/>
+                <w:sz w:val="20"/>
+                <w:szCs w:val="20"/>
+              </w:rPr>
+              <w:t xml:space="preserve">{{ </w:t>
+            </w:r>
+            <w:proofErr w:type="spellStart"/>
+            <w:r>
+              <w:rPr>
+                <w:spacing w:val="-10"/>
+                <w:w w:val="105"/>
+                <w:sz w:val="20"/>
+                <w:szCs w:val="20"/>
+              </w:rPr>
+              <w:t>total</w:t>
+            </w:r>
+            <w:proofErr w:type="gramEnd"/>
+            <w:r>
+              <w:rPr>
+                <w:spacing w:val="-10"/>
+                <w:w w:val="105"/>
+                <w:sz w:val="20"/>
+                <w:szCs w:val="20"/>
+              </w:rPr>
+              <w:t>_no_of_units</w:t>
+            </w:r>
+            <w:proofErr w:type="spellEnd"/>
+            <w:r>
+              <w:rPr>
+                <w:spacing w:val="-10"/>
+                <w:w w:val="105"/>
+                <w:sz w:val="20"/>
+                <w:szCs w:val="20"/>
+              </w:rPr>
+              <w:t xml:space="preserve"> }}</w:t>
+            </w:r>
+          </w:p>
+        </w:tc>
+        <w:tc>
+          <w:tcPr>
+            <w:tcW w:w="1450" w:type="dxa"/>
+            <w:tcBorders>
+              <w:left w:val="single" w:sz="4" w:space="0" w:color="000000"/>
+              <w:right w:val="single" w:sz="4" w:space="0" w:color="000000"/>
+            </w:tcBorders>
+          </w:tcPr>
+          <w:p>
+            <w:pPr>
+              <w:jc w:val="center"/>
+              <w:rPr>
+                <w:sz w:val="20"/>
+                <w:szCs w:val="20"/>
+              </w:rPr>
+            </w:pPr>
+            <w:proofErr w:type="gramStart"/>
+            <w:r>
+              <w:rPr>
+                <w:sz w:val="20"/>
+                <w:szCs w:val="20"/>
+              </w:rPr>
+              <w:t xml:space="preserve">{{ </w:t>
+            </w:r>
+            <w:proofErr w:type="spellStart"/>
+            <w:r>
+              <w:rPr>
+                <w:sz w:val="20"/>
+                <w:szCs w:val="20"/>
+              </w:rPr>
+              <w:t>cmc</w:t>
+            </w:r>
+            <w:proofErr w:type="gramEnd"/>
+            <w:r>
+              <w:rPr>
+                <w:sz w:val="20"/>
+                <w:szCs w:val="20"/>
+              </w:rPr>
+              <w:t>_cost</w:t>
+            </w:r>
+            <w:proofErr w:type="spellEnd"/>
+            <w:r>
+              <w:rPr>
+                <w:sz w:val="20"/>
+                <w:szCs w:val="20"/>
+              </w:rPr>
+              <w:t xml:space="preserve"> }}</w:t>
+            </w:r>
+          </w:p>
+        </w:tc>
+        <w:tc>
+          <w:tcPr>
+            <w:tcW w:w="1435" w:type="dxa"/>
+            <w:tcBorders>
+              <w:left w:val="single" w:sz="4" w:space="0" w:color="000000"/>
+              <w:right w:val="single" w:sz="4" w:space="0" w:color="000000"/>
+            </w:tcBorders>
+          </w:tcPr>
+          <w:p>
+            <w:pPr>
+              <w:jc w:val="center"/>
+              <w:rPr>
+                <w:sz w:val="20"/>
+                <w:szCs w:val="20"/>
+              </w:rPr>
+            </w:pPr>
+            <w:r>
+              <w:rPr>
+                <w:sz w:val="20"/>
+                <w:szCs w:val="20"/>
+              </w:rPr>
+              <w:t>-</w:t>
+            </w:r>
+          </w:p>
+        </w:tc>
+      </w:tr>
+      <w:tr>
+        <w:trPr>
+          <w:trHeight w:val="400"/>
+        </w:trPr>
+        <w:tc>
+          <w:tcPr>
+            <w:tcW w:w="1687" w:type="dxa"/>
+            <w:tcBorders>
+              <w:left w:val="single" w:sz="4" w:space="0" w:color="000000"/>
+              <w:right w:val="single" w:sz="4" w:space="0" w:color="000000"/>
+            </w:tcBorders>
+          </w:tcPr>
+          <w:p>
+            <w:pPr>
+              <w:jc w:val="center"/>
+              <w:rPr>
+                <w:sz w:val="20"/>
+                <w:szCs w:val="20"/>
+              </w:rPr>
+            </w:pPr>
+            <w:proofErr w:type="gramStart"/>
+            <w:r>
+              <w:rPr>
+                <w:w w:val="105"/>
+                <w:sz w:val="20"/>
+                <w:szCs w:val="20"/>
+              </w:rPr>
+              <w:t>{{ hsn</w:t>
+            </w:r>
+            <w:proofErr w:type="gramEnd"/>
+            <w:r>
+              <w:rPr>
+                <w:w w:val="105"/>
+                <w:sz w:val="20"/>
+                <w:szCs w:val="20"/>
+              </w:rPr>
+              <w:t>_code3 }}</w:t>
+            </w:r>
+          </w:p>
+        </w:tc>
+        <w:tc>
+          <w:tcPr>
+            <w:tcW w:w="3207" w:type="dxa"/>
+            <w:tcBorders>
+              <w:left w:val="single" w:sz="4" w:space="0" w:color="000000"/>
+              <w:right w:val="single" w:sz="4" w:space="0" w:color="000000"/>
+            </w:tcBorders>
+          </w:tcPr>
+          <w:p>
+            <w:pPr>
+              <w:jc w:val="center"/>
+              <w:rPr>
+                <w:sz w:val="20"/>
+                <w:szCs w:val="20"/>
+              </w:rPr>
+            </w:pPr>
+            <w:r>
+              <w:rPr>
+                <w:sz w:val="20"/>
+                <w:szCs w:val="20"/>
+              </w:rPr>
+              <w:t>Onboarding</w:t>
+            </w:r>
+            <w:r>
+              <w:rPr>
+                <w:spacing w:val="6"/>
+                <w:sz w:val="20"/>
+                <w:szCs w:val="20"/>
+              </w:rPr>
+              <w:t xml:space="preserve"> </w:t>
+            </w:r>
+            <w:r>
+              <w:rPr>
+                <w:sz w:val="20"/>
+                <w:szCs w:val="20"/>
+              </w:rPr>
+              <w:t>Charges</w:t>
+            </w:r>
+          </w:p>
+        </w:tc>
+        <w:tc>
+          <w:tcPr>
+            <w:tcW w:w="1227" w:type="dxa"/>
+            <w:tcBorders>
+              <w:left w:val="single" w:sz="4" w:space="0" w:color="000000"/>
+              <w:right w:val="single" w:sz="4" w:space="0" w:color="000000"/>
+            </w:tcBorders>
+          </w:tcPr>
+          <w:p>
+            <w:pPr>
+              <w:jc w:val="center"/>
+              <w:rPr>
+                <w:sz w:val="20"/>
+                <w:szCs w:val="20"/>
+              </w:rPr>
+            </w:pPr>
+            <w:proofErr w:type="gramStart"/>
+            <w:r>
+              <w:rPr>
+                <w:spacing w:val="-10"/>
+                <w:w w:val="105"/>
+                <w:sz w:val="20"/>
+                <w:szCs w:val="20"/>
+              </w:rPr>
+              <w:t xml:space="preserve">{{ </w:t>
+            </w:r>
+            <w:proofErr w:type="spellStart"/>
+            <w:r>
+              <w:rPr>
+                <w:spacing w:val="-10"/>
+                <w:w w:val="105"/>
+                <w:sz w:val="20"/>
+                <w:szCs w:val="20"/>
+              </w:rPr>
+              <w:t>total</w:t>
+            </w:r>
+            <w:proofErr w:type="gramEnd"/>
+            <w:r>
+              <w:rPr>
+                <w:spacing w:val="-10"/>
+                <w:w w:val="105"/>
+                <w:sz w:val="20"/>
+                <w:szCs w:val="20"/>
+              </w:rPr>
+              <w:t>_no_of_units</w:t>
+            </w:r>
+            <w:proofErr w:type="spellEnd"/>
+            <w:r>
+              <w:rPr>
+                <w:spacing w:val="-10"/>
+                <w:w w:val="105"/>
+                <w:sz w:val="20"/>
+                <w:szCs w:val="20"/>
+              </w:rPr>
+              <w:t xml:space="preserve"> }}</w:t>
+            </w:r>
+          </w:p>
+        </w:tc>
+        <w:tc>
+          <w:tcPr>
+            <w:tcW w:w="1450" w:type="dxa"/>
+            <w:tcBorders>
+              <w:left w:val="single" w:sz="4" w:space="0" w:color="000000"/>
+              <w:right w:val="single" w:sz="4" w:space="0" w:color="000000"/>
+            </w:tcBorders>
+          </w:tcPr>
+          <w:p>
+            <w:pPr>
+              <w:jc w:val="center"/>
+              <w:rPr>
+                <w:sz w:val="20"/>
+                <w:szCs w:val="20"/>
+              </w:rPr>
+            </w:pPr>
+            <w:proofErr w:type="gramStart"/>
+            <w:r>
+              <w:rPr>
+                <w:sz w:val="20"/>
+                <w:szCs w:val="20"/>
+              </w:rPr>
+              <w:t xml:space="preserve">{{ </w:t>
+            </w:r>
+            <w:proofErr w:type="spellStart"/>
+            <w:r>
+              <w:rPr>
+                <w:sz w:val="20"/>
+                <w:szCs w:val="20"/>
+              </w:rPr>
+              <w:t>installation</w:t>
+            </w:r>
+            <w:proofErr w:type="gramEnd"/>
+            <w:r>
+              <w:rPr>
+                <w:sz w:val="20"/>
+                <w:szCs w:val="20"/>
+              </w:rPr>
+              <w:t>_cost</w:t>
+            </w:r>
+            <w:proofErr w:type="spellEnd"/>
+            <w:r>
+              <w:rPr>
+                <w:sz w:val="20"/>
+                <w:szCs w:val="20"/>
+              </w:rPr>
+              <w:t xml:space="preserve"> }}</w:t>
+            </w:r>
+          </w:p>
+        </w:tc>
+        <w:tc>
+          <w:tcPr>
+            <w:tcW w:w="1435" w:type="dxa"/>
+            <w:tcBorders>
+              <w:left w:val="single" w:sz="4" w:space="0" w:color="000000"/>
+              <w:right w:val="single" w:sz="4" w:space="0" w:color="000000"/>
+            </w:tcBorders>
+          </w:tcPr>
+          <w:p>
+            <w:pPr>
+              <w:jc w:val="center"/>
+              <w:rPr>
+                <w:sz w:val="20"/>
+                <w:szCs w:val="20"/>
+              </w:rPr>
+            </w:pPr>
+            <w:proofErr w:type="gramStart"/>
+            <w:r>
+              <w:rPr>
+                <w:w w:val="105"/>
+                <w:sz w:val="20"/>
+                <w:szCs w:val="20"/>
+              </w:rPr>
+              <w:t xml:space="preserve">{{ </w:t>
+            </w:r>
+            <w:proofErr w:type="spellStart"/>
+            <w:r>
+              <w:rPr>
+                <w:w w:val="105"/>
+                <w:sz w:val="20"/>
+                <w:szCs w:val="20"/>
+              </w:rPr>
+              <w:t>total</w:t>
+            </w:r>
+            <w:proofErr w:type="gramEnd"/>
+            <w:r>
+              <w:rPr>
+                <w:w w:val="105"/>
+                <w:sz w:val="20"/>
+                <w:szCs w:val="20"/>
+              </w:rPr>
+              <w:t>_installation_cost</w:t>
+            </w:r>
+            <w:proofErr w:type="spellEnd"/>
+            <w:r>
+              <w:rPr>
+                <w:w w:val="105"/>
+                <w:sz w:val="20"/>
+                <w:szCs w:val="20"/>
+              </w:rPr>
+              <w:t xml:space="preserve"> }}</w:t>
+            </w:r>
+          </w:p>
+        </w:tc>
+      </w:tr>
+      <w:tr>
+        <w:trPr>
+          <w:trHeight w:val="397"/>
+        </w:trPr>
+        <w:tc>
+          <w:tcPr>
+            <w:tcW w:w="7571" w:type="dxa"/>
             <w:gridSpan w:val="4"/>
             <w:tcBorders>
               <w:left w:val="single" w:sz="4" w:space="0" w:color="000000"/>
@@ -1460,27 +2125,25 @@
           </w:tcPr>
           <w:p>
             <w:pPr>
-              <w:pStyle w:val="TableParagraph"/>
-              <w:spacing w:before="57"/>
-              <w:ind w:left="19"/>
               <w:jc w:val="center"/>
               <w:rPr>
-                <w:spacing w:val="-2"/>
-                <w:sz w:val="20"/>
+                <w:sz w:val="20"/>
+                <w:szCs w:val="20"/>
               </w:rPr>
             </w:pPr>
             <w:r>
               <w:rPr>
-                <w:spacing w:val="-2"/>
-                <w:sz w:val="20"/>
-              </w:rPr>
-              <w:t>GST @18%</w:t>
+                <w:w w:val="105"/>
+                <w:sz w:val="20"/>
+                <w:szCs w:val="20"/>
+              </w:rPr>
+              <w:t>Total</w:t>
             </w:r>
           </w:p>
         </w:tc>
         <w:tc>
           <w:tcPr>
-            <w:tcW w:w="1489" w:type="dxa"/>
+            <w:tcW w:w="1435" w:type="dxa"/>
             <w:tcBorders>
               <w:left w:val="single" w:sz="4" w:space="0" w:color="000000"/>
               <w:right w:val="single" w:sz="4" w:space="0" w:color="000000"/>
@@ -1488,37 +2151,41 @@
           </w:tcPr>
           <w:p>
             <w:pPr>
-              <w:pStyle w:val="TableParagraph"/>
-              <w:spacing w:before="57"/>
-              <w:ind w:left="28" w:right="6"/>
               <w:jc w:val="center"/>
               <w:rPr>
-                <w:spacing w:val="-2"/>
-                <w:sz w:val="20"/>
+                <w:sz w:val="20"/>
+                <w:szCs w:val="20"/>
               </w:rPr>
             </w:pPr>
             <w:proofErr w:type="gramStart"/>
             <w:r>
               <w:rPr>
-                <w:spacing w:val="-2"/>
-                <w:sz w:val="20"/>
+                <w:sz w:val="20"/>
+                <w:szCs w:val="20"/>
               </w:rPr>
               <w:t xml:space="preserve">{{ </w:t>
             </w:r>
             <w:proofErr w:type="spellStart"/>
             <w:r>
               <w:rPr>
-                <w:spacing w:val="-2"/>
-                <w:sz w:val="20"/>
-              </w:rPr>
-              <w:t>gst</w:t>
+                <w:sz w:val="20"/>
+                <w:szCs w:val="20"/>
+              </w:rPr>
+              <w:t>total</w:t>
+            </w:r>
+            <w:proofErr w:type="gramEnd"/>
+            <w:r>
+              <w:rPr>
+                <w:sz w:val="20"/>
+                <w:szCs w:val="20"/>
+              </w:rPr>
+              <w:t>_amount_after_discount</w:t>
             </w:r>
             <w:proofErr w:type="spellEnd"/>
-            <w:proofErr w:type="gramEnd"/>
-            <w:r>
-              <w:rPr>
-                <w:spacing w:val="-2"/>
-                <w:sz w:val="20"/>
+            <w:r>
+              <w:rPr>
+                <w:sz w:val="20"/>
+                <w:szCs w:val="20"/>
               </w:rPr>
               <w:t xml:space="preserve"> }}</w:t>
             </w:r>
@@ -1527,11 +2194,11 @@
       </w:tr>
       <w:tr>
         <w:trPr>
-          <w:trHeight w:val="388"/>
+          <w:trHeight w:val="395"/>
         </w:trPr>
         <w:tc>
           <w:tcPr>
-            <w:tcW w:w="7229" w:type="dxa"/>
+            <w:tcW w:w="7571" w:type="dxa"/>
             <w:gridSpan w:val="4"/>
             <w:tcBorders>
               <w:left w:val="single" w:sz="4" w:space="0" w:color="000000"/>
@@ -1540,27 +2207,40 @@
           </w:tcPr>
           <w:p>
             <w:pPr>
-              <w:pStyle w:val="TableParagraph"/>
-              <w:spacing w:before="57"/>
-              <w:ind w:left="19"/>
               <w:jc w:val="center"/>
               <w:rPr>
-                <w:spacing w:val="-2"/>
-                <w:sz w:val="20"/>
+                <w:sz w:val="20"/>
+                <w:szCs w:val="20"/>
               </w:rPr>
             </w:pPr>
             <w:r>
               <w:rPr>
-                <w:spacing w:val="-2"/>
-                <w:sz w:val="20"/>
-              </w:rPr>
-              <w:t xml:space="preserve">Final Amount </w:t>
+                <w:sz w:val="20"/>
+                <w:szCs w:val="20"/>
+              </w:rPr>
+              <w:t>GST</w:t>
+            </w:r>
+            <w:r>
+              <w:rPr>
+                <w:spacing w:val="2"/>
+                <w:sz w:val="20"/>
+                <w:szCs w:val="20"/>
+              </w:rPr>
+              <w:t xml:space="preserve"> </w:t>
+            </w:r>
+            <w:r>
+              <w:rPr>
+                <w:spacing w:val="-4"/>
+                <w:sz w:val="20"/>
+                <w:szCs w:val="20"/>
+              </w:rPr>
+              <w:t>@18%</w:t>
             </w:r>
           </w:p>
         </w:tc>
         <w:tc>
           <w:tcPr>
-            <w:tcW w:w="1489" w:type="dxa"/>
+            <w:tcW w:w="1435" w:type="dxa"/>
             <w:tcBorders>
               <w:left w:val="single" w:sz="4" w:space="0" w:color="000000"/>
               <w:right w:val="single" w:sz="4" w:space="0" w:color="000000"/>
@@ -1568,44 +2248,134 @@
           </w:tcPr>
           <w:p>
             <w:pPr>
-              <w:pStyle w:val="TableParagraph"/>
-              <w:spacing w:before="57"/>
-              <w:ind w:left="28" w:right="6"/>
               <w:jc w:val="center"/>
               <w:rPr>
-                <w:spacing w:val="-2"/>
-                <w:sz w:val="20"/>
+                <w:sz w:val="20"/>
+                <w:szCs w:val="20"/>
               </w:rPr>
             </w:pPr>
             <w:proofErr w:type="gramStart"/>
             <w:r>
               <w:rPr>
-                <w:spacing w:val="-2"/>
-                <w:sz w:val="20"/>
+                <w:sz w:val="20"/>
+                <w:szCs w:val="20"/>
               </w:rPr>
               <w:t xml:space="preserve">{{ </w:t>
             </w:r>
             <w:proofErr w:type="spellStart"/>
             <w:r>
               <w:rPr>
-                <w:spacing w:val="-2"/>
-                <w:sz w:val="20"/>
+                <w:sz w:val="20"/>
+                <w:szCs w:val="20"/>
+              </w:rPr>
+              <w:t>gst</w:t>
+            </w:r>
+            <w:proofErr w:type="spellEnd"/>
+            <w:proofErr w:type="gramEnd"/>
+            <w:r>
+              <w:rPr>
+                <w:sz w:val="20"/>
+                <w:szCs w:val="20"/>
+              </w:rPr>
+              <w:t xml:space="preserve"> }}</w:t>
+            </w:r>
+          </w:p>
+        </w:tc>
+      </w:tr>
+      <w:tr>
+        <w:trPr>
+          <w:trHeight w:val="402"/>
+        </w:trPr>
+        <w:tc>
+          <w:tcPr>
+            <w:tcW w:w="7571" w:type="dxa"/>
+            <w:gridSpan w:val="4"/>
+            <w:tcBorders>
+              <w:left w:val="single" w:sz="4" w:space="0" w:color="000000"/>
+              <w:right w:val="single" w:sz="4" w:space="0" w:color="000000"/>
+            </w:tcBorders>
+          </w:tcPr>
+          <w:p>
+            <w:pPr>
+              <w:jc w:val="center"/>
+              <w:rPr>
+                <w:sz w:val="20"/>
+                <w:szCs w:val="20"/>
+              </w:rPr>
+            </w:pPr>
+            <w:r>
+              <w:rPr>
+                <w:sz w:val="20"/>
+                <w:szCs w:val="20"/>
+              </w:rPr>
+              <w:t>Final</w:t>
+            </w:r>
+            <w:r>
+              <w:rPr>
+                <w:spacing w:val="1"/>
+                <w:sz w:val="20"/>
+                <w:szCs w:val="20"/>
+              </w:rPr>
+              <w:t xml:space="preserve"> </w:t>
+            </w:r>
+            <w:r>
+              <w:rPr>
+                <w:sz w:val="20"/>
+                <w:szCs w:val="20"/>
+              </w:rPr>
+              <w:t>Amount</w:t>
+            </w:r>
+          </w:p>
+        </w:tc>
+        <w:tc>
+          <w:tcPr>
+            <w:tcW w:w="1435" w:type="dxa"/>
+            <w:tcBorders>
+              <w:left w:val="single" w:sz="4" w:space="0" w:color="000000"/>
+              <w:right w:val="single" w:sz="4" w:space="0" w:color="000000"/>
+            </w:tcBorders>
+          </w:tcPr>
+          <w:p>
+            <w:pPr>
+              <w:jc w:val="center"/>
+              <w:rPr>
+                <w:sz w:val="20"/>
+                <w:szCs w:val="20"/>
+              </w:rPr>
+            </w:pPr>
+            <w:proofErr w:type="gramStart"/>
+            <w:r>
+              <w:rPr>
+                <w:w w:val="105"/>
+                <w:sz w:val="20"/>
+                <w:szCs w:val="20"/>
+              </w:rPr>
+              <w:t xml:space="preserve">{{ </w:t>
+            </w:r>
+            <w:proofErr w:type="spellStart"/>
+            <w:r>
+              <w:rPr>
+                <w:w w:val="105"/>
+                <w:sz w:val="20"/>
+                <w:szCs w:val="20"/>
               </w:rPr>
               <w:t>final</w:t>
             </w:r>
             <w:proofErr w:type="gramEnd"/>
             <w:r>
               <w:rPr>
-                <w:spacing w:val="-2"/>
-                <w:sz w:val="20"/>
+                <w:w w:val="105"/>
+                <w:sz w:val="20"/>
+                <w:szCs w:val="20"/>
               </w:rPr>
               <w:t>_amount</w:t>
             </w:r>
             <w:proofErr w:type="spellEnd"/>
             <w:r>
               <w:rPr>
-                <w:spacing w:val="-2"/>
-                <w:sz w:val="20"/>
+                <w:w w:val="105"/>
+                <w:sz w:val="20"/>
+                <w:szCs w:val="20"/>
               </w:rPr>
               <w:t xml:space="preserve"> }}</w:t>
             </w:r>
@@ -1615,84 +2385,131 @@
     </w:tbl>
     <w:p>
       <w:pPr>
-        <w:spacing w:line="276" w:lineRule="auto"/>
-        <w:ind w:left="713" w:right="6505"/>
-        <w:rPr>
-          <w:b/>
-          <w:sz w:val="20"/>
+        <w:pStyle w:val="BodyText"/>
+        <w:spacing w:before="55"/>
+        <w:rPr>
+          <w:sz w:val="18"/>
         </w:rPr>
       </w:pPr>
     </w:p>
     <w:p>
       <w:pPr>
-        <w:rPr>
-          <w:rFonts w:asciiTheme="majorHAnsi" w:hAnsiTheme="majorHAnsi"/>
+        <w:ind w:left="910"/>
+        <w:rPr>
+          <w:rFonts w:ascii="Tahoma"/>
           <w:b/>
-          <w:bCs/>
+          <w:spacing w:val="-3"/>
+          <w:sz w:val="18"/>
         </w:rPr>
       </w:pPr>
       <w:r>
-        <w:t xml:space="preserve">            </w:t>
-      </w:r>
-      <w:r>
-        <w:rPr>
-          <w:rFonts w:asciiTheme="majorHAnsi" w:hAnsiTheme="majorHAnsi"/>
+        <w:rPr>
+          <w:rFonts w:ascii="Tahoma"/>
           <w:b/>
-          <w:bCs/>
-        </w:rPr>
-        <w:t xml:space="preserve">Amount in Word- </w:t>
+          <w:sz w:val="18"/>
+        </w:rPr>
+        <w:t>Amount</w:t>
+      </w:r>
+      <w:r>
+        <w:rPr>
+          <w:rFonts w:ascii="Tahoma"/>
+          <w:b/>
+          <w:spacing w:val="-2"/>
+          <w:sz w:val="18"/>
+        </w:rPr>
+        <w:t xml:space="preserve"> </w:t>
+      </w:r>
+      <w:r>
+        <w:rPr>
+          <w:rFonts w:ascii="Tahoma"/>
+          <w:b/>
+          <w:sz w:val="18"/>
+        </w:rPr>
+        <w:t>in</w:t>
+      </w:r>
+      <w:r>
+        <w:rPr>
+          <w:rFonts w:ascii="Tahoma"/>
+          <w:b/>
+          <w:spacing w:val="-2"/>
+          <w:sz w:val="18"/>
+        </w:rPr>
+        <w:t xml:space="preserve"> </w:t>
+      </w:r>
+      <w:r>
+        <w:rPr>
+          <w:rFonts w:ascii="Tahoma"/>
+          <w:b/>
+          <w:sz w:val="18"/>
+        </w:rPr>
+        <w:t>Word-</w:t>
+      </w:r>
+      <w:r>
+        <w:rPr>
+          <w:rFonts w:ascii="Tahoma"/>
+          <w:b/>
+          <w:spacing w:val="-3"/>
+          <w:sz w:val="18"/>
+        </w:rPr>
+        <w:t xml:space="preserve"> </w:t>
       </w:r>
       <w:proofErr w:type="gramStart"/>
       <w:r>
         <w:rPr>
-          <w:rFonts w:asciiTheme="majorHAnsi" w:hAnsiTheme="majorHAnsi"/>
+          <w:rFonts w:ascii="Tahoma"/>
           <w:b/>
-          <w:bCs/>
+          <w:spacing w:val="-3"/>
+          <w:sz w:val="18"/>
         </w:rPr>
         <w:t xml:space="preserve">{{ </w:t>
       </w:r>
       <w:proofErr w:type="spellStart"/>
       <w:r>
         <w:rPr>
-          <w:rFonts w:asciiTheme="majorHAnsi" w:hAnsiTheme="majorHAnsi"/>
+          <w:rFonts w:ascii="Tahoma"/>
           <w:b/>
-          <w:bCs/>
+          <w:spacing w:val="-3"/>
+          <w:sz w:val="18"/>
         </w:rPr>
         <w:t>final</w:t>
       </w:r>
       <w:proofErr w:type="gramEnd"/>
       <w:r>
         <w:rPr>
-          <w:rFonts w:asciiTheme="majorHAnsi" w:hAnsiTheme="majorHAnsi"/>
+          <w:rFonts w:ascii="Tahoma"/>
           <w:b/>
-          <w:bCs/>
+          <w:spacing w:val="-3"/>
+          <w:sz w:val="18"/>
         </w:rPr>
         <w:t>_amount_in_</w:t>
       </w:r>
       <w:proofErr w:type="gramStart"/>
       <w:r>
         <w:rPr>
-          <w:rFonts w:asciiTheme="majorHAnsi" w:hAnsiTheme="majorHAnsi"/>
+          <w:rFonts w:ascii="Tahoma"/>
           <w:b/>
-          <w:bCs/>
+          <w:spacing w:val="-3"/>
+          <w:sz w:val="18"/>
         </w:rPr>
         <w:t>words</w:t>
       </w:r>
       <w:proofErr w:type="spellEnd"/>
       <w:r>
         <w:rPr>
-          <w:rFonts w:asciiTheme="majorHAnsi" w:hAnsiTheme="majorHAnsi"/>
+          <w:rFonts w:ascii="Tahoma"/>
           <w:b/>
-          <w:bCs/>
+          <w:spacing w:val="-3"/>
+          <w:sz w:val="18"/>
         </w:rPr>
         <w:t xml:space="preserve"> }</w:t>
       </w:r>
       <w:proofErr w:type="gramEnd"/>
       <w:r>
         <w:rPr>
-          <w:rFonts w:asciiTheme="majorHAnsi" w:hAnsiTheme="majorHAnsi"/>
+          <w:rFonts w:ascii="Tahoma"/>
           <w:b/>
-          <w:bCs/>
+          <w:spacing w:val="-3"/>
+          <w:sz w:val="18"/>
         </w:rPr>
         <w:t>}</w:t>
       </w:r>
@@ -1700,16 +2517,17 @@
     <w:p>
       <w:pPr>
         <w:pStyle w:val="BodyText"/>
-        <w:spacing w:before="154"/>
-        <w:rPr>
-          <w:rFonts w:ascii="Times New Roman"/>
+        <w:spacing w:before="87"/>
+        <w:rPr>
+          <w:rFonts w:ascii="Lucida Sans Unicode"/>
+          <w:sz w:val="20"/>
         </w:rPr>
       </w:pPr>
     </w:p>
     <w:tbl>
       <w:tblPr>
         <w:tblW w:w="0" w:type="auto"/>
-        <w:tblInd w:w="783" w:type="dxa"/>
+        <w:tblInd w:w="368" w:type="dxa"/>
         <w:tblBorders>
           <w:top w:val="single" w:sz="6" w:space="0" w:color="000000"/>
           <w:left w:val="single" w:sz="6" w:space="0" w:color="000000"/>
@@ -1726,16 +2544,16 @@
         <w:tblLook w:val="01E0" w:firstRow="1" w:lastRow="1" w:firstColumn="1" w:lastColumn="1" w:noHBand="0" w:noVBand="0"/>
       </w:tblPr>
       <w:tblGrid>
-        <w:gridCol w:w="2598"/>
-        <w:gridCol w:w="6093"/>
+        <w:gridCol w:w="3545"/>
+        <w:gridCol w:w="5528"/>
       </w:tblGrid>
       <w:tr>
         <w:trPr>
-          <w:trHeight w:val="431"/>
+          <w:trHeight w:val="423"/>
         </w:trPr>
         <w:tc>
           <w:tcPr>
-            <w:tcW w:w="8691" w:type="dxa"/>
+            <w:tcW w:w="9073" w:type="dxa"/>
             <w:gridSpan w:val="2"/>
             <w:tcBorders>
               <w:bottom w:val="single" w:sz="12" w:space="0" w:color="000000"/>
@@ -1744,8 +2562,8 @@
           <w:p>
             <w:pPr>
               <w:pStyle w:val="TableParagraph"/>
-              <w:spacing w:before="67"/>
-              <w:ind w:right="1014"/>
+              <w:spacing w:before="62"/>
+              <w:ind w:right="959"/>
               <w:jc w:val="center"/>
               <w:rPr>
                 <w:b/>
@@ -1755,6 +2573,7 @@
             <w:r>
               <w:rPr>
                 <w:b/>
+                <w:spacing w:val="-2"/>
                 <w:sz w:val="20"/>
               </w:rPr>
               <w:t>BANK</w:t>
@@ -1762,7 +2581,7 @@
             <w:r>
               <w:rPr>
                 <w:b/>
-                <w:spacing w:val="-1"/>
+                <w:spacing w:val="-10"/>
                 <w:sz w:val="20"/>
               </w:rPr>
               <w:t xml:space="preserve"> </w:t>
@@ -1780,11 +2599,11 @@
       </w:tr>
       <w:tr>
         <w:trPr>
-          <w:trHeight w:val="287"/>
+          <w:trHeight w:val="289"/>
         </w:trPr>
         <w:tc>
           <w:tcPr>
-            <w:tcW w:w="2598" w:type="dxa"/>
+            <w:tcW w:w="3545" w:type="dxa"/>
             <w:tcBorders>
               <w:top w:val="single" w:sz="12" w:space="0" w:color="000000"/>
             </w:tcBorders>
@@ -1792,8 +2611,9 @@
           <w:p>
             <w:pPr>
               <w:pStyle w:val="TableParagraph"/>
-              <w:spacing w:before="43" w:line="224" w:lineRule="exact"/>
-              <w:ind w:left="6"/>
+              <w:spacing w:before="36"/>
+              <w:ind w:left="44"/>
+              <w:jc w:val="center"/>
               <w:rPr>
                 <w:sz w:val="20"/>
               </w:rPr>
@@ -1806,7 +2626,7 @@
             </w:r>
             <w:r>
               <w:rPr>
-                <w:spacing w:val="-3"/>
+                <w:spacing w:val="-11"/>
                 <w:sz w:val="20"/>
               </w:rPr>
               <w:t xml:space="preserve"> </w:t>
@@ -1822,7 +2642,7 @@
         </w:tc>
         <w:tc>
           <w:tcPr>
-            <w:tcW w:w="6093" w:type="dxa"/>
+            <w:tcW w:w="5528" w:type="dxa"/>
             <w:tcBorders>
               <w:top w:val="single" w:sz="12" w:space="0" w:color="000000"/>
             </w:tcBorders>
@@ -1830,8 +2650,8 @@
           <w:p>
             <w:pPr>
               <w:pStyle w:val="TableParagraph"/>
-              <w:spacing w:before="43" w:line="224" w:lineRule="exact"/>
-              <w:ind w:left="29" w:right="9"/>
+              <w:spacing w:before="36"/>
+              <w:ind w:left="87" w:right="10"/>
               <w:jc w:val="center"/>
               <w:rPr>
                 <w:sz w:val="20"/>
@@ -1839,16 +2659,10 @@
             </w:pPr>
             <w:r>
               <w:rPr>
-                <w:sz w:val="20"/>
-              </w:rPr>
-              <w:t>HDFC</w:t>
-            </w:r>
-            <w:r>
-              <w:rPr>
-                <w:spacing w:val="-11"/>
-                <w:sz w:val="20"/>
-              </w:rPr>
-              <w:t xml:space="preserve"> </w:t>
+                <w:spacing w:val="-6"/>
+                <w:sz w:val="20"/>
+              </w:rPr>
+              <w:t xml:space="preserve">HDFC </w:t>
             </w:r>
             <w:r>
               <w:rPr>
@@ -1862,17 +2676,18 @@
       </w:tr>
       <w:tr>
         <w:trPr>
-          <w:trHeight w:val="287"/>
+          <w:trHeight w:val="282"/>
         </w:trPr>
         <w:tc>
           <w:tcPr>
-            <w:tcW w:w="2598" w:type="dxa"/>
+            <w:tcW w:w="3545" w:type="dxa"/>
           </w:tcPr>
           <w:p>
             <w:pPr>
               <w:pStyle w:val="TableParagraph"/>
-              <w:spacing w:before="43" w:line="224" w:lineRule="exact"/>
-              <w:ind w:left="6"/>
+              <w:spacing w:before="29"/>
+              <w:ind w:left="44" w:right="10"/>
+              <w:jc w:val="center"/>
               <w:rPr>
                 <w:sz w:val="20"/>
               </w:rPr>
@@ -1888,13 +2703,13 @@
         </w:tc>
         <w:tc>
           <w:tcPr>
-            <w:tcW w:w="6093" w:type="dxa"/>
+            <w:tcW w:w="5528" w:type="dxa"/>
           </w:tcPr>
           <w:p>
             <w:pPr>
               <w:pStyle w:val="TableParagraph"/>
-              <w:spacing w:before="53" w:line="214" w:lineRule="exact"/>
-              <w:ind w:left="29" w:right="11"/>
+              <w:spacing w:before="29"/>
+              <w:ind w:left="87" w:right="14"/>
               <w:jc w:val="center"/>
               <w:rPr>
                 <w:sz w:val="20"/>
@@ -1902,13 +2717,14 @@
             </w:pPr>
             <w:r>
               <w:rPr>
+                <w:spacing w:val="-2"/>
                 <w:sz w:val="20"/>
               </w:rPr>
               <w:t>Shivalik</w:t>
             </w:r>
             <w:r>
               <w:rPr>
-                <w:spacing w:val="-7"/>
+                <w:spacing w:val="-10"/>
                 <w:sz w:val="20"/>
               </w:rPr>
               <w:t xml:space="preserve"> </w:t>
@@ -1929,26 +2745,27 @@
         </w:trPr>
         <w:tc>
           <w:tcPr>
-            <w:tcW w:w="2598" w:type="dxa"/>
+            <w:tcW w:w="3545" w:type="dxa"/>
           </w:tcPr>
           <w:p>
             <w:pPr>
               <w:pStyle w:val="TableParagraph"/>
-              <w:spacing w:before="48" w:line="224" w:lineRule="exact"/>
-              <w:ind w:left="6"/>
+              <w:spacing w:before="33"/>
+              <w:ind w:left="44" w:right="5"/>
+              <w:jc w:val="center"/>
               <w:rPr>
                 <w:sz w:val="20"/>
               </w:rPr>
             </w:pPr>
             <w:r>
               <w:rPr>
+                <w:spacing w:val="-5"/>
                 <w:sz w:val="20"/>
               </w:rPr>
               <w:t>Account</w:t>
             </w:r>
             <w:r>
               <w:rPr>
-                <w:spacing w:val="-7"/>
                 <w:sz w:val="20"/>
               </w:rPr>
               <w:t xml:space="preserve"> </w:t>
@@ -1964,27 +2781,30 @@
         </w:tc>
         <w:tc>
           <w:tcPr>
-            <w:tcW w:w="6093" w:type="dxa"/>
+            <w:tcW w:w="5528" w:type="dxa"/>
           </w:tcPr>
           <w:p>
             <w:pPr>
               <w:pStyle w:val="TableParagraph"/>
-              <w:spacing w:before="57" w:line="214" w:lineRule="exact"/>
-              <w:ind w:left="29" w:right="1"/>
+              <w:spacing w:before="33"/>
+              <w:ind w:left="87"/>
               <w:jc w:val="center"/>
               <w:rPr>
                 <w:sz w:val="20"/>
               </w:rPr>
             </w:pPr>
-            <w:r>
-              <w:rPr>
+            <w:proofErr w:type="spellStart"/>
+            <w:r>
+              <w:rPr>
+                <w:spacing w:val="-2"/>
                 <w:sz w:val="20"/>
               </w:rPr>
               <w:t>MeVaChi</w:t>
             </w:r>
-            <w:r>
-              <w:rPr>
-                <w:spacing w:val="-4"/>
+            <w:proofErr w:type="spellEnd"/>
+            <w:r>
+              <w:rPr>
+                <w:spacing w:val="-9"/>
                 <w:sz w:val="20"/>
               </w:rPr>
               <w:t xml:space="preserve"> </w:t>
@@ -2005,39 +2825,42 @@
         </w:trPr>
         <w:tc>
           <w:tcPr>
-            <w:tcW w:w="2598" w:type="dxa"/>
+            <w:tcW w:w="3545" w:type="dxa"/>
           </w:tcPr>
           <w:p>
             <w:pPr>
               <w:pStyle w:val="TableParagraph"/>
-              <w:spacing w:before="43" w:line="219" w:lineRule="exact"/>
-              <w:ind w:left="6"/>
+              <w:spacing w:before="24"/>
+              <w:ind w:left="44" w:right="7"/>
+              <w:jc w:val="center"/>
               <w:rPr>
                 <w:sz w:val="20"/>
               </w:rPr>
             </w:pPr>
             <w:r>
               <w:rPr>
+                <w:spacing w:val="-2"/>
                 <w:sz w:val="20"/>
               </w:rPr>
               <w:t>Bank</w:t>
             </w:r>
             <w:r>
               <w:rPr>
+                <w:spacing w:val="-11"/>
+                <w:sz w:val="20"/>
+              </w:rPr>
+              <w:t xml:space="preserve"> </w:t>
+            </w:r>
+            <w:r>
+              <w:rPr>
+                <w:spacing w:val="-2"/>
+                <w:sz w:val="20"/>
+              </w:rPr>
+              <w:t>Account</w:t>
+            </w:r>
+            <w:r>
+              <w:rPr>
                 <w:spacing w:val="-8"/>
-                <w:sz w:val="20"/>
-              </w:rPr>
-              <w:t xml:space="preserve"> </w:t>
-            </w:r>
-            <w:r>
-              <w:rPr>
-                <w:sz w:val="20"/>
-              </w:rPr>
-              <w:t>Account</w:t>
-            </w:r>
-            <w:r>
-              <w:rPr>
-                <w:spacing w:val="-1"/>
                 <w:sz w:val="20"/>
               </w:rPr>
               <w:t xml:space="preserve"> </w:t>
@@ -2053,13 +2876,13 @@
         </w:tc>
         <w:tc>
           <w:tcPr>
-            <w:tcW w:w="6093" w:type="dxa"/>
+            <w:tcW w:w="5528" w:type="dxa"/>
           </w:tcPr>
           <w:p>
             <w:pPr>
               <w:pStyle w:val="TableParagraph"/>
-              <w:spacing w:before="43" w:line="219" w:lineRule="exact"/>
-              <w:ind w:left="29"/>
+              <w:spacing w:before="24"/>
+              <w:ind w:left="87"/>
               <w:jc w:val="center"/>
               <w:rPr>
                 <w:sz w:val="20"/>
@@ -2077,30 +2900,32 @@
       </w:tr>
       <w:tr>
         <w:trPr>
-          <w:trHeight w:val="277"/>
+          <w:trHeight w:val="284"/>
         </w:trPr>
         <w:tc>
           <w:tcPr>
-            <w:tcW w:w="2598" w:type="dxa"/>
+            <w:tcW w:w="3545" w:type="dxa"/>
           </w:tcPr>
           <w:p>
             <w:pPr>
               <w:pStyle w:val="TableParagraph"/>
-              <w:spacing w:line="225" w:lineRule="exact"/>
-              <w:ind w:left="6"/>
+              <w:spacing w:before="33"/>
+              <w:ind w:left="44" w:right="2"/>
+              <w:jc w:val="center"/>
               <w:rPr>
                 <w:sz w:val="20"/>
               </w:rPr>
             </w:pPr>
             <w:r>
               <w:rPr>
+                <w:spacing w:val="-2"/>
                 <w:sz w:val="20"/>
               </w:rPr>
               <w:t>IFSC</w:t>
             </w:r>
             <w:r>
               <w:rPr>
-                <w:spacing w:val="-2"/>
+                <w:spacing w:val="-7"/>
                 <w:sz w:val="20"/>
               </w:rPr>
               <w:t xml:space="preserve"> </w:t>
@@ -2116,13 +2941,13 @@
         </w:tc>
         <w:tc>
           <w:tcPr>
-            <w:tcW w:w="6093" w:type="dxa"/>
+            <w:tcW w:w="5528" w:type="dxa"/>
           </w:tcPr>
           <w:p>
             <w:pPr>
               <w:pStyle w:val="TableParagraph"/>
-              <w:spacing w:line="225" w:lineRule="exact"/>
-              <w:ind w:left="29" w:right="10"/>
+              <w:spacing w:before="33"/>
+              <w:ind w:left="87" w:right="9"/>
               <w:jc w:val="center"/>
               <w:rPr>
                 <w:sz w:val="20"/>
@@ -2142,103 +2967,33 @@
     <w:p>
       <w:pPr>
         <w:pStyle w:val="BodyText"/>
-        <w:rPr>
-          <w:rFonts w:ascii="Times New Roman"/>
+        <w:spacing w:before="210"/>
+        <w:rPr>
+          <w:rFonts w:ascii="Lucida Sans Unicode"/>
+          <w:sz w:val="20"/>
         </w:rPr>
       </w:pPr>
-    </w:p>
-    <w:p>
-      <w:pPr>
-        <w:pStyle w:val="BodyText"/>
-        <w:rPr>
-          <w:rFonts w:ascii="Times New Roman"/>
-        </w:rPr>
-      </w:pPr>
-    </w:p>
-    <w:p>
-      <w:pPr>
-        <w:pStyle w:val="BodyText"/>
-        <w:rPr>
-          <w:rFonts w:ascii="Times New Roman"/>
-        </w:rPr>
-      </w:pPr>
-    </w:p>
-    <w:p>
-      <w:pPr>
-        <w:pStyle w:val="BodyText"/>
-        <w:rPr>
-          <w:rFonts w:ascii="Times New Roman"/>
-        </w:rPr>
-      </w:pPr>
-    </w:p>
-    <w:p>
-      <w:pPr>
-        <w:pStyle w:val="BodyText"/>
-        <w:rPr>
-          <w:rFonts w:ascii="Times New Roman"/>
-        </w:rPr>
-      </w:pPr>
-    </w:p>
-    <w:p>
-      <w:pPr>
-        <w:pStyle w:val="BodyText"/>
-        <w:rPr>
-          <w:rFonts w:ascii="Times New Roman"/>
-        </w:rPr>
-      </w:pPr>
-    </w:p>
-    <w:p>
-      <w:pPr>
-        <w:pStyle w:val="BodyText"/>
-        <w:rPr>
-          <w:rFonts w:ascii="Times New Roman"/>
-        </w:rPr>
-      </w:pPr>
-    </w:p>
-    <w:p>
-      <w:pPr>
-        <w:pStyle w:val="BodyText"/>
-        <w:rPr>
-          <w:rFonts w:ascii="Times New Roman"/>
-        </w:rPr>
-      </w:pPr>
-    </w:p>
-    <w:p>
-      <w:pPr>
-        <w:pStyle w:val="BodyText"/>
-        <w:rPr>
-          <w:rFonts w:ascii="Times New Roman"/>
-        </w:rPr>
-      </w:pPr>
-    </w:p>
-    <w:p>
-      <w:pPr>
-        <w:pStyle w:val="BodyText"/>
-        <w:spacing w:before="217"/>
-        <w:rPr>
-          <w:rFonts w:ascii="Times New Roman"/>
-        </w:rPr>
-      </w:pPr>
-      <w:r>
-        <w:rPr>
-          <w:rFonts w:ascii="Times New Roman"/>
+      <w:r>
+        <w:rPr>
+          <w:rFonts w:ascii="Lucida Sans Unicode"/>
           <w:noProof/>
+          <w:sz w:val="20"/>
         </w:rPr>
         <mc:AlternateContent>
           <mc:Choice Requires="wps">
             <w:drawing>
-              <wp:anchor distT="0" distB="0" distL="0" distR="0" simplePos="0" relativeHeight="487589376" behindDoc="1" locked="0" layoutInCell="1" allowOverlap="1" wp14:anchorId="30988979" wp14:editId="66DEAAEA">
+              <wp:anchor distT="0" distB="0" distL="0" distR="0" simplePos="0" relativeHeight="487587840" behindDoc="1" locked="0" layoutInCell="1" allowOverlap="1" wp14:anchorId="0D3E4CAC" wp14:editId="2A1026BF">
                 <wp:simplePos x="0" y="0"/>
                 <wp:positionH relativeFrom="page">
-                  <wp:posOffset>791844</wp:posOffset>
+                  <wp:posOffset>1075055</wp:posOffset>
                 </wp:positionH>
                 <wp:positionV relativeFrom="paragraph">
-                  <wp:posOffset>299364</wp:posOffset>
+                  <wp:posOffset>344170</wp:posOffset>
                 </wp:positionV>
-                <wp:extent cx="6200775" cy="1270"/>
+                <wp:extent cx="5828030" cy="1270"/>
                 <wp:effectExtent l="0" t="0" r="0" b="0"/>
                 <wp:wrapTopAndBottom/>
-                <wp:docPr id="7" name="Graphic 7"/>
+                <wp:docPr id="5" name="Graphic 5"/>
                 <wp:cNvGraphicFramePr>
                   <a:graphicFrameLocks xmlns:a="http://schemas.openxmlformats.org/drawingml/2006/main"/>
                 </wp:cNvGraphicFramePr>
@@ -2251,7 +3006,7 @@
                       <wps:spPr>
                         <a:xfrm>
                           <a:off x="0" y="0"/>
-                          <a:ext cx="6200775" cy="1270"/>
+                          <a:ext cx="5828030" cy="1270"/>
                         </a:xfrm>
                         <a:custGeom>
                           <a:avLst/>
@@ -2260,17 +3015,17 @@
                           <a:cxnLst/>
                           <a:rect l="l" t="t" r="r" b="b"/>
                           <a:pathLst>
-                            <a:path w="6200775">
+                            <a:path w="5828030">
                               <a:moveTo>
                                 <a:pt x="0" y="0"/>
                               </a:moveTo>
                               <a:lnTo>
-                                <a:pt x="6200775" y="0"/>
+                                <a:pt x="5827776" y="0"/>
                               </a:lnTo>
                             </a:path>
                           </a:pathLst>
                         </a:custGeom>
-                        <a:ln w="9525">
+                        <a:ln w="9144">
                           <a:solidFill>
                             <a:srgbClr val="525252"/>
                           </a:solidFill>
@@ -2291,7 +3046,7 @@
           </mc:Choice>
           <mc:Fallback>
             <w:pict>
-              <v:shape w14:anchorId="1BF8B3C2" id="Graphic 7" o:spid="_x0000_s1026" style="position:absolute;margin-left:62.35pt;margin-top:23.55pt;width:488.25pt;height:.1pt;z-index:-15727104;visibility:visible;mso-wrap-style:square;mso-wrap-distance-left:0;mso-wrap-distance-top:0;mso-wrap-distance-right:0;mso-wrap-distance-bottom:0;mso-position-horizontal:absolute;mso-position-horizontal-relative:page;mso-position-vertical:absolute;mso-position-vertical-relative:text;v-text-anchor:top" coordsize="6200775,1270" o:gfxdata="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" path="m,l6200775,e" filled="f" strokecolor="#525252">
+              <v:shape w14:anchorId="55D8C44E" id="Graphic 5" o:spid="_x0000_s1026" style="position:absolute;margin-left:84.65pt;margin-top:27.1pt;width:458.9pt;height:.1pt;z-index:-15728640;visibility:visible;mso-wrap-style:square;mso-wrap-distance-left:0;mso-wrap-distance-top:0;mso-wrap-distance-right:0;mso-wrap-distance-bottom:0;mso-position-horizontal:absolute;mso-position-horizontal-relative:page;mso-position-vertical:absolute;mso-position-vertical-relative:text;v-text-anchor:top" coordsize="5828030,1270" o:gfxdata="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" path="m,l5827776,e" filled="f" strokecolor="#525252" strokeweight=".72pt">
                 <v:path arrowok="t"/>
                 <w10:wrap type="topAndBottom" anchorx="page"/>
               </v:shape>
@@ -2303,16 +3058,16 @@
     <w:p>
       <w:pPr>
         <w:tabs>
-          <w:tab w:val="left" w:pos="3006"/>
-          <w:tab w:val="left" w:pos="7577"/>
+          <w:tab w:val="left" w:pos="3057"/>
+          <w:tab w:val="left" w:pos="7364"/>
         </w:tabs>
-        <w:spacing w:before="110"/>
-        <w:ind w:left="320"/>
+        <w:spacing w:before="80"/>
+        <w:ind w:left="490"/>
         <w:rPr>
           <w:rFonts w:ascii="Arial"/>
           <w:b/>
           <w:position w:val="9"/>
-          <w:sz w:val="19"/>
+          <w:sz w:val="18"/>
         </w:rPr>
       </w:pPr>
       <w:r>
@@ -2320,8 +3075,224 @@
           <w:noProof/>
         </w:rPr>
         <w:drawing>
-          <wp:inline distT="0" distB="0" distL="0" distR="0" wp14:anchorId="074FC98C" wp14:editId="1AF3C0FA">
-            <wp:extent cx="128854" cy="173355"/>
+          <wp:inline distT="0" distB="0" distL="0" distR="0" wp14:anchorId="48AB3312" wp14:editId="6AD31087">
+            <wp:extent cx="125730" cy="168148"/>
+            <wp:effectExtent l="0" t="0" r="0" b="0"/>
+            <wp:docPr id="6" name="Image 6"/>
+            <wp:cNvGraphicFramePr>
+              <a:graphicFrameLocks xmlns:a="http://schemas.openxmlformats.org/drawingml/2006/main"/>
+            </wp:cNvGraphicFramePr>
+            <a:graphic xmlns:a="http://schemas.openxmlformats.org/drawingml/2006/main">
+              <a:graphicData uri="http://schemas.openxmlformats.org/drawingml/2006/picture">
+                <pic:pic xmlns:pic="http://schemas.openxmlformats.org/drawingml/2006/picture">
+                  <pic:nvPicPr>
+                    <pic:cNvPr id="6" name="Image 6"/>
+                    <pic:cNvPicPr/>
+                  </pic:nvPicPr>
+                  <pic:blipFill>
+                    <a:blip r:embed="rId5" cstate="print"/>
+                    <a:stretch>
+                      <a:fillRect/>
+                    </a:stretch>
+                  </pic:blipFill>
+                  <pic:spPr>
+                    <a:xfrm>
+                      <a:off x="0" y="0"/>
+                      <a:ext cx="125730" cy="168148"/>
+                    </a:xfrm>
+                    <a:prstGeom prst="rect">
+                      <a:avLst/>
+                    </a:prstGeom>
+                  </pic:spPr>
+                </pic:pic>
+              </a:graphicData>
+            </a:graphic>
+          </wp:inline>
+        </w:drawing>
+      </w:r>
+      <w:r>
+        <w:rPr>
+          <w:spacing w:val="80"/>
+          <w:sz w:val="20"/>
+        </w:rPr>
+        <w:t xml:space="preserve"> </w:t>
+      </w:r>
+      <w:r>
+        <w:rPr>
+          <w:rFonts w:ascii="Lucida Sans Unicode"/>
+          <w:color w:val="525252"/>
+          <w:w w:val="80"/>
+          <w:sz w:val="20"/>
+        </w:rPr>
+        <w:t>+91</w:t>
+      </w:r>
+      <w:r>
+        <w:rPr>
+          <w:rFonts w:ascii="Lucida Sans Unicode"/>
+          <w:color w:val="525252"/>
+          <w:sz w:val="20"/>
+        </w:rPr>
+        <w:t xml:space="preserve"> </w:t>
+      </w:r>
+      <w:r>
+        <w:rPr>
+          <w:rFonts w:ascii="Lucida Sans Unicode"/>
+          <w:color w:val="525252"/>
+          <w:w w:val="80"/>
+          <w:sz w:val="20"/>
+        </w:rPr>
+        <w:t>97181</w:t>
+      </w:r>
+      <w:r>
+        <w:rPr>
+          <w:rFonts w:ascii="Lucida Sans Unicode"/>
+          <w:color w:val="525252"/>
+          <w:sz w:val="20"/>
+        </w:rPr>
+        <w:t xml:space="preserve"> </w:t>
+      </w:r>
+      <w:r>
+        <w:rPr>
+          <w:rFonts w:ascii="Lucida Sans Unicode"/>
+          <w:color w:val="525252"/>
+          <w:w w:val="80"/>
+          <w:sz w:val="20"/>
+        </w:rPr>
+        <w:t>66848</w:t>
+      </w:r>
+      <w:r>
+        <w:rPr>
+          <w:rFonts w:ascii="Lucida Sans Unicode"/>
+          <w:color w:val="525252"/>
+          <w:sz w:val="20"/>
+        </w:rPr>
+        <w:tab/>
+      </w:r>
+      <w:r>
+        <w:rPr>
+          <w:rFonts w:ascii="Lucida Sans Unicode"/>
+          <w:noProof/>
+          <w:color w:val="525252"/>
+          <w:position w:val="3"/>
+          <w:sz w:val="20"/>
+        </w:rPr>
+        <w:drawing>
+          <wp:inline distT="0" distB="0" distL="0" distR="0" wp14:anchorId="3E2E06D3" wp14:editId="06C8A931">
+            <wp:extent cx="164998" cy="130175"/>
+            <wp:effectExtent l="0" t="0" r="0" b="0"/>
+            <wp:docPr id="7" name="Image 7"/>
+            <wp:cNvGraphicFramePr>
+              <a:graphicFrameLocks xmlns:a="http://schemas.openxmlformats.org/drawingml/2006/main"/>
+            </wp:cNvGraphicFramePr>
+            <a:graphic xmlns:a="http://schemas.openxmlformats.org/drawingml/2006/main">
+              <a:graphicData uri="http://schemas.openxmlformats.org/drawingml/2006/picture">
+                <pic:pic xmlns:pic="http://schemas.openxmlformats.org/drawingml/2006/picture">
+                  <pic:nvPicPr>
+                    <pic:cNvPr id="7" name="Image 7"/>
+                    <pic:cNvPicPr/>
+                  </pic:nvPicPr>
+                  <pic:blipFill>
+                    <a:blip r:embed="rId6" cstate="print"/>
+                    <a:stretch>
+                      <a:fillRect/>
+                    </a:stretch>
+                  </pic:blipFill>
+                  <pic:spPr>
+                    <a:xfrm>
+                      <a:off x="0" y="0"/>
+                      <a:ext cx="164998" cy="130175"/>
+                    </a:xfrm>
+                    <a:prstGeom prst="rect">
+                      <a:avLst/>
+                    </a:prstGeom>
+                  </pic:spPr>
+                </pic:pic>
+              </a:graphicData>
+            </a:graphic>
+          </wp:inline>
+        </w:drawing>
+      </w:r>
+      <w:r>
+        <w:rPr>
+          <w:color w:val="525252"/>
+          <w:spacing w:val="40"/>
+          <w:sz w:val="20"/>
+        </w:rPr>
+        <w:t xml:space="preserve"> </w:t>
+      </w:r>
+      <w:hyperlink r:id="rId7">
+        <w:r>
+          <w:rPr>
+            <w:rFonts w:ascii="Lucida Sans Unicode"/>
+            <w:color w:val="383838"/>
+            <w:sz w:val="20"/>
+          </w:rPr>
+          <w:t>info@mevachi.com</w:t>
+        </w:r>
+      </w:hyperlink>
+      <w:r>
+        <w:rPr>
+          <w:rFonts w:ascii="Lucida Sans Unicode"/>
+          <w:color w:val="383838"/>
+          <w:sz w:val="20"/>
+        </w:rPr>
+        <w:tab/>
+      </w:r>
+      <w:r>
+        <w:rPr>
+          <w:rFonts w:ascii="Arial"/>
+          <w:b/>
+          <w:color w:val="525252"/>
+          <w:position w:val="9"/>
+          <w:sz w:val="18"/>
+        </w:rPr>
+        <w:t>GSTIN:</w:t>
+      </w:r>
+      <w:r>
+        <w:rPr>
+          <w:rFonts w:ascii="Arial"/>
+          <w:b/>
+          <w:color w:val="525252"/>
+          <w:spacing w:val="14"/>
+          <w:position w:val="9"/>
+          <w:sz w:val="18"/>
+        </w:rPr>
+        <w:t xml:space="preserve"> </w:t>
+      </w:r>
+      <w:r>
+        <w:rPr>
+          <w:rFonts w:ascii="Arial"/>
+          <w:b/>
+          <w:color w:val="525252"/>
+          <w:spacing w:val="-2"/>
+          <w:position w:val="9"/>
+          <w:sz w:val="18"/>
+        </w:rPr>
+        <w:t>09AOBPK8384E1ZQ</w:t>
+      </w:r>
+    </w:p>
+    <w:p>
+      <w:pPr>
+        <w:tabs>
+          <w:tab w:val="left" w:pos="926"/>
+          <w:tab w:val="left" w:pos="7461"/>
+        </w:tabs>
+        <w:spacing w:before="55"/>
+        <w:ind w:left="510"/>
+        <w:rPr>
+          <w:rFonts w:ascii="Lucida Sans Unicode"/>
+          <w:position w:val="1"/>
+          <w:sz w:val="20"/>
+        </w:rPr>
+      </w:pPr>
+      <w:r>
+        <w:rPr>
+          <w:noProof/>
+          <w:position w:val="1"/>
+        </w:rPr>
+        <w:drawing>
+          <wp:inline distT="0" distB="0" distL="0" distR="0" wp14:anchorId="5B0F7CCA" wp14:editId="7C332FDD">
+            <wp:extent cx="111759" cy="152539"/>
             <wp:effectExtent l="0" t="0" r="0" b="0"/>
             <wp:docPr id="8" name="Image 8"/>
             <wp:cNvGraphicFramePr>
@@ -2335,7 +3306,7 @@
                     <pic:cNvPicPr/>
                   </pic:nvPicPr>
                   <pic:blipFill>
-                    <a:blip r:embed="rId5" cstate="print"/>
+                    <a:blip r:embed="rId8" cstate="print"/>
                     <a:stretch>
                       <a:fillRect/>
                     </a:stretch>
@@ -2343,7 +3314,7 @@
                   <pic:spPr>
                     <a:xfrm>
                       <a:off x="0" y="0"/>
-                      <a:ext cx="128854" cy="173355"/>
+                      <a:ext cx="111759" cy="152539"/>
                     </a:xfrm>
                     <a:prstGeom prst="rect">
                       <a:avLst/>
@@ -2357,34 +3328,154 @@
       </w:r>
       <w:r>
         <w:rPr>
-          <w:rFonts w:ascii="Times New Roman"/>
-          <w:spacing w:val="80"/>
+          <w:position w:val="2"/>
           <w:sz w:val="20"/>
         </w:rPr>
+        <w:tab/>
+      </w:r>
+      <w:r>
+        <w:rPr>
+          <w:rFonts w:ascii="Lucida Sans Unicode"/>
+          <w:color w:val="525252"/>
+          <w:position w:val="2"/>
+          <w:sz w:val="20"/>
+        </w:rPr>
+        <w:t>III-F-229,</w:t>
+      </w:r>
+      <w:r>
+        <w:rPr>
+          <w:rFonts w:ascii="Lucida Sans Unicode"/>
+          <w:color w:val="525252"/>
+          <w:spacing w:val="-16"/>
+          <w:position w:val="2"/>
+          <w:sz w:val="20"/>
+        </w:rPr>
         <w:t xml:space="preserve"> </w:t>
       </w:r>
       <w:r>
         <w:rPr>
+          <w:rFonts w:ascii="Lucida Sans Unicode"/>
           <w:color w:val="525252"/>
-          <w:w w:val="85"/>
-        </w:rPr>
-        <w:t>+91 97181 66848</w:t>
-      </w:r>
-      <w:r>
-        <w:rPr>
+          <w:position w:val="2"/>
+          <w:sz w:val="20"/>
+        </w:rPr>
+        <w:t>Nehru</w:t>
+      </w:r>
+      <w:r>
+        <w:rPr>
+          <w:rFonts w:ascii="Lucida Sans Unicode"/>
           <w:color w:val="525252"/>
+          <w:spacing w:val="-7"/>
+          <w:position w:val="2"/>
+          <w:sz w:val="20"/>
+        </w:rPr>
+        <w:t xml:space="preserve"> </w:t>
+      </w:r>
+      <w:r>
+        <w:rPr>
+          <w:rFonts w:ascii="Lucida Sans Unicode"/>
+          <w:color w:val="525252"/>
+          <w:position w:val="2"/>
+          <w:sz w:val="20"/>
+        </w:rPr>
+        <w:t>Nagar,</w:t>
+      </w:r>
+      <w:r>
+        <w:rPr>
+          <w:rFonts w:ascii="Lucida Sans Unicode"/>
+          <w:color w:val="525252"/>
+          <w:spacing w:val="-8"/>
+          <w:position w:val="2"/>
+          <w:sz w:val="20"/>
+        </w:rPr>
+        <w:t xml:space="preserve"> </w:t>
+      </w:r>
+      <w:r>
+        <w:rPr>
+          <w:rFonts w:ascii="Lucida Sans Unicode"/>
+          <w:color w:val="525252"/>
+          <w:position w:val="2"/>
+          <w:sz w:val="20"/>
+        </w:rPr>
+        <w:t>Ghaziabad</w:t>
+      </w:r>
+      <w:r>
+        <w:rPr>
+          <w:rFonts w:ascii="Lucida Sans Unicode"/>
+          <w:color w:val="525252"/>
+          <w:spacing w:val="-8"/>
+          <w:position w:val="2"/>
+          <w:sz w:val="20"/>
+        </w:rPr>
+        <w:t xml:space="preserve"> </w:t>
+      </w:r>
+      <w:r>
+        <w:rPr>
+          <w:rFonts w:ascii="Lucida Sans Unicode"/>
+          <w:color w:val="525252"/>
+          <w:position w:val="2"/>
+          <w:sz w:val="20"/>
+        </w:rPr>
+        <w:t>(U.P)</w:t>
+      </w:r>
+      <w:r>
+        <w:rPr>
+          <w:rFonts w:ascii="Lucida Sans Unicode"/>
+          <w:color w:val="525252"/>
+          <w:spacing w:val="-8"/>
+          <w:position w:val="2"/>
+          <w:sz w:val="20"/>
+        </w:rPr>
+        <w:t xml:space="preserve"> </w:t>
+      </w:r>
+      <w:r>
+        <w:rPr>
+          <w:rFonts w:ascii="Lucida Sans Unicode"/>
+          <w:color w:val="525252"/>
+          <w:position w:val="2"/>
+          <w:sz w:val="20"/>
+        </w:rPr>
+        <w:t>-</w:t>
+      </w:r>
+      <w:r>
+        <w:rPr>
+          <w:rFonts w:ascii="Lucida Sans Unicode"/>
+          <w:color w:val="525252"/>
+          <w:spacing w:val="34"/>
+          <w:position w:val="2"/>
+          <w:sz w:val="20"/>
+        </w:rPr>
+        <w:t xml:space="preserve"> </w:t>
+      </w:r>
+      <w:r>
+        <w:rPr>
+          <w:rFonts w:ascii="Lucida Sans Unicode"/>
+          <w:color w:val="525252"/>
+          <w:spacing w:val="-2"/>
+          <w:position w:val="2"/>
+          <w:sz w:val="20"/>
+        </w:rPr>
+        <w:t>201001</w:t>
+      </w:r>
+      <w:r>
+        <w:rPr>
+          <w:rFonts w:ascii="Lucida Sans Unicode"/>
+          <w:color w:val="525252"/>
+          <w:position w:val="2"/>
+          <w:sz w:val="20"/>
         </w:rPr>
         <w:tab/>
       </w:r>
       <w:r>
         <w:rPr>
+          <w:rFonts w:ascii="Lucida Sans Unicode"/>
           <w:noProof/>
           <w:color w:val="525252"/>
-          <w:position w:val="3"/>
+          <w:sz w:val="20"/>
         </w:rPr>
         <w:drawing>
-          <wp:inline distT="0" distB="0" distL="0" distR="0" wp14:anchorId="143EE461" wp14:editId="4BCC217F">
-            <wp:extent cx="170586" cy="132715"/>
+          <wp:inline distT="0" distB="0" distL="0" distR="0" wp14:anchorId="52C0335C" wp14:editId="327F36DA">
+            <wp:extent cx="184150" cy="184150"/>
             <wp:effectExtent l="0" t="0" r="0" b="0"/>
             <wp:docPr id="9" name="Image 9"/>
             <wp:cNvGraphicFramePr>
@@ -2398,7 +3489,7 @@
                     <pic:cNvPicPr/>
                   </pic:nvPicPr>
                   <pic:blipFill>
-                    <a:blip r:embed="rId6" cstate="print"/>
+                    <a:blip r:embed="rId9" cstate="print"/>
                     <a:stretch>
                       <a:fillRect/>
                     </a:stretch>
@@ -2406,7 +3497,7 @@
                   <pic:spPr>
                     <a:xfrm>
                       <a:off x="0" y="0"/>
-                      <a:ext cx="170586" cy="132715"/>
+                      <a:ext cx="184150" cy="184150"/>
                     </a:xfrm>
                     <a:prstGeom prst="rect">
                       <a:avLst/>
@@ -2420,275 +3511,20 @@
       </w:r>
       <w:r>
         <w:rPr>
-          <w:rFonts w:ascii="Times New Roman"/>
           <w:color w:val="525252"/>
-          <w:spacing w:val="80"/>
-        </w:rPr>
-        <w:t xml:space="preserve"> </w:t>
-      </w:r>
-      <w:hyperlink r:id="rId7">
-        <w:r>
-          <w:rPr>
-            <w:color w:val="383838"/>
-          </w:rPr>
-          <w:t>info@mevachi.com</w:t>
-        </w:r>
-      </w:hyperlink>
-      <w:r>
-        <w:rPr>
-          <w:color w:val="383838"/>
-        </w:rPr>
-        <w:tab/>
-      </w:r>
-      <w:r>
-        <w:rPr>
-          <w:rFonts w:ascii="Arial"/>
-          <w:b/>
-          <w:color w:val="525252"/>
-          <w:position w:val="9"/>
-          <w:sz w:val="19"/>
-        </w:rPr>
-        <w:t>GSTIN:</w:t>
-      </w:r>
-      <w:r>
-        <w:rPr>
-          <w:rFonts w:ascii="Arial"/>
-          <w:b/>
-          <w:color w:val="525252"/>
-          <w:spacing w:val="36"/>
-          <w:position w:val="9"/>
-          <w:sz w:val="19"/>
-        </w:rPr>
-        <w:t xml:space="preserve"> </w:t>
-      </w:r>
-      <w:r>
-        <w:rPr>
-          <w:rFonts w:ascii="Arial"/>
-          <w:b/>
-          <w:color w:val="525252"/>
-          <w:spacing w:val="-2"/>
-          <w:position w:val="9"/>
-          <w:sz w:val="19"/>
-        </w:rPr>
-        <w:t>09AOBPK8384E1ZQ</w:t>
-      </w:r>
-    </w:p>
-    <w:p>
-      <w:pPr>
-        <w:tabs>
-          <w:tab w:val="left" w:pos="729"/>
-          <w:tab w:val="left" w:pos="7690"/>
-        </w:tabs>
-        <w:spacing w:before="67"/>
-        <w:ind w:left="319"/>
-      </w:pPr>
-      <w:r>
-        <w:rPr>
-          <w:noProof/>
-        </w:rPr>
-        <w:drawing>
-          <wp:inline distT="0" distB="0" distL="0" distR="0" wp14:anchorId="712DF12E" wp14:editId="0A8A6F12">
-            <wp:extent cx="113665" cy="161035"/>
-            <wp:effectExtent l="0" t="0" r="0" b="0"/>
-            <wp:docPr id="10" name="Image 10"/>
-            <wp:cNvGraphicFramePr>
-              <a:graphicFrameLocks xmlns:a="http://schemas.openxmlformats.org/drawingml/2006/main"/>
-            </wp:cNvGraphicFramePr>
-            <a:graphic xmlns:a="http://schemas.openxmlformats.org/drawingml/2006/main">
-              <a:graphicData uri="http://schemas.openxmlformats.org/drawingml/2006/picture">
-                <pic:pic xmlns:pic="http://schemas.openxmlformats.org/drawingml/2006/picture">
-                  <pic:nvPicPr>
-                    <pic:cNvPr id="10" name="Image 10"/>
-                    <pic:cNvPicPr/>
-                  </pic:nvPicPr>
-                  <pic:blipFill>
-                    <a:blip r:embed="rId8" cstate="print"/>
-                    <a:stretch>
-                      <a:fillRect/>
-                    </a:stretch>
-                  </pic:blipFill>
-                  <pic:spPr>
-                    <a:xfrm>
-                      <a:off x="0" y="0"/>
-                      <a:ext cx="113665" cy="161035"/>
-                    </a:xfrm>
-                    <a:prstGeom prst="rect">
-                      <a:avLst/>
-                    </a:prstGeom>
-                  </pic:spPr>
-                </pic:pic>
-              </a:graphicData>
-            </a:graphic>
-          </wp:inline>
-        </w:drawing>
-      </w:r>
-      <w:r>
-        <w:rPr>
-          <w:rFonts w:ascii="Times New Roman"/>
+          <w:spacing w:val="40"/>
           <w:position w:val="1"/>
           <w:sz w:val="20"/>
-        </w:rPr>
-        <w:tab/>
-      </w:r>
-      <w:r>
-        <w:rPr>
-          <w:color w:val="525252"/>
-          <w:position w:val="1"/>
-        </w:rPr>
-        <w:t>III-F-229,</w:t>
-      </w:r>
-      <w:r>
-        <w:rPr>
-          <w:color w:val="525252"/>
-          <w:spacing w:val="-14"/>
-          <w:position w:val="1"/>
-        </w:rPr>
-        <w:t xml:space="preserve"> </w:t>
-      </w:r>
-      <w:r>
-        <w:rPr>
-          <w:color w:val="525252"/>
-          <w:position w:val="1"/>
-        </w:rPr>
-        <w:t>Nehru</w:t>
-      </w:r>
-      <w:r>
-        <w:rPr>
-          <w:color w:val="525252"/>
-          <w:spacing w:val="-12"/>
-          <w:position w:val="1"/>
-        </w:rPr>
-        <w:t xml:space="preserve"> </w:t>
-      </w:r>
-      <w:r>
-        <w:rPr>
-          <w:color w:val="525252"/>
-          <w:position w:val="1"/>
-        </w:rPr>
-        <w:t>Nagar,</w:t>
-      </w:r>
-      <w:r>
-        <w:rPr>
-          <w:color w:val="525252"/>
-          <w:spacing w:val="-12"/>
-          <w:position w:val="1"/>
-        </w:rPr>
-        <w:t xml:space="preserve"> </w:t>
-      </w:r>
-      <w:r>
-        <w:rPr>
-          <w:color w:val="525252"/>
-          <w:position w:val="1"/>
-        </w:rPr>
-        <w:t>Ghaziabad</w:t>
-      </w:r>
-      <w:r>
-        <w:rPr>
-          <w:color w:val="525252"/>
-          <w:spacing w:val="-10"/>
-          <w:position w:val="1"/>
-        </w:rPr>
-        <w:t xml:space="preserve"> </w:t>
-      </w:r>
-      <w:r>
-        <w:rPr>
-          <w:color w:val="525252"/>
-          <w:position w:val="1"/>
-        </w:rPr>
-        <w:t>(U.P)</w:t>
-      </w:r>
-      <w:r>
-        <w:rPr>
-          <w:color w:val="525252"/>
-          <w:spacing w:val="-14"/>
-          <w:position w:val="1"/>
-        </w:rPr>
-        <w:t xml:space="preserve"> </w:t>
-      </w:r>
-      <w:r>
-        <w:rPr>
-          <w:color w:val="525252"/>
-          <w:position w:val="1"/>
-        </w:rPr>
-        <w:t>-</w:t>
-      </w:r>
-      <w:r>
-        <w:rPr>
-          <w:color w:val="525252"/>
-          <w:spacing w:val="37"/>
-          <w:position w:val="1"/>
-        </w:rPr>
-        <w:t xml:space="preserve"> </w:t>
-      </w:r>
-      <w:r>
-        <w:rPr>
-          <w:color w:val="525252"/>
-          <w:spacing w:val="-2"/>
-          <w:position w:val="1"/>
-        </w:rPr>
-        <w:t>201001</w:t>
-      </w:r>
-      <w:r>
-        <w:rPr>
-          <w:color w:val="525252"/>
-          <w:position w:val="1"/>
-        </w:rPr>
-        <w:tab/>
-      </w:r>
-      <w:r>
-        <w:rPr>
-          <w:noProof/>
-          <w:color w:val="525252"/>
-          <w:position w:val="-1"/>
-        </w:rPr>
-        <w:drawing>
-          <wp:inline distT="0" distB="0" distL="0" distR="0" wp14:anchorId="7BD3B4AA" wp14:editId="03C6E7A1">
-            <wp:extent cx="189801" cy="189865"/>
-            <wp:effectExtent l="0" t="0" r="0" b="0"/>
-            <wp:docPr id="11" name="Image 11"/>
-            <wp:cNvGraphicFramePr>
-              <a:graphicFrameLocks xmlns:a="http://schemas.openxmlformats.org/drawingml/2006/main"/>
-            </wp:cNvGraphicFramePr>
-            <a:graphic xmlns:a="http://schemas.openxmlformats.org/drawingml/2006/main">
-              <a:graphicData uri="http://schemas.openxmlformats.org/drawingml/2006/picture">
-                <pic:pic xmlns:pic="http://schemas.openxmlformats.org/drawingml/2006/picture">
-                  <pic:nvPicPr>
-                    <pic:cNvPr id="11" name="Image 11"/>
-                    <pic:cNvPicPr/>
-                  </pic:nvPicPr>
-                  <pic:blipFill>
-                    <a:blip r:embed="rId9" cstate="print"/>
-                    <a:stretch>
-                      <a:fillRect/>
-                    </a:stretch>
-                  </pic:blipFill>
-                  <pic:spPr>
-                    <a:xfrm>
-                      <a:off x="0" y="0"/>
-                      <a:ext cx="189801" cy="189865"/>
-                    </a:xfrm>
-                    <a:prstGeom prst="rect">
-                      <a:avLst/>
-                    </a:prstGeom>
-                  </pic:spPr>
-                </pic:pic>
-              </a:graphicData>
-            </a:graphic>
-          </wp:inline>
-        </w:drawing>
-      </w:r>
-      <w:r>
-        <w:rPr>
-          <w:rFonts w:ascii="Times New Roman"/>
-          <w:color w:val="525252"/>
-          <w:spacing w:val="40"/>
         </w:rPr>
         <w:t xml:space="preserve"> </w:t>
       </w:r>
       <w:hyperlink r:id="rId10">
         <w:r>
           <w:rPr>
+            <w:rFonts w:ascii="Lucida Sans Unicode"/>
             <w:color w:val="383838"/>
+            <w:position w:val="1"/>
+            <w:sz w:val="20"/>
           </w:rPr>
           <w:t>www.mevachi.com</w:t>
         </w:r>
@@ -2696,8 +3532,8 @@
     </w:p>
     <w:sectPr>
       <w:type w:val="continuous"/>
-      <w:pgSz w:w="11910" w:h="16850"/>
-      <w:pgMar w:top="380" w:right="0" w:bottom="280" w:left="850" w:header="720" w:footer="720" w:gutter="0"/>
+      <w:pgSz w:w="12240" w:h="15840"/>
+      <w:pgMar w:top="360" w:right="1080" w:bottom="0" w:left="1080" w:header="720" w:footer="720" w:gutter="0"/>
       <w:cols w:space="720"/>
     </w:sectPr>
   </w:body>
@@ -3105,7 +3941,38 @@
     <w:name w:val="Normal"/>
     <w:qFormat/>
     <w:rPr>
+      <w:rFonts w:ascii="Times New Roman" w:eastAsia="Times New Roman" w:hAnsi="Times New Roman" w:cs="Times New Roman"/>
+    </w:rPr>
+  </w:style>
+  <w:style w:type="paragraph" w:styleId="Heading1">
+    <w:name w:val="heading 1"/>
+    <w:basedOn w:val="Normal"/>
+    <w:uiPriority w:val="9"/>
+    <w:qFormat/>
+    <w:pPr>
+      <w:ind w:left="4035" w:right="4443" w:hanging="17"/>
+      <w:jc w:val="center"/>
+      <w:outlineLvl w:val="0"/>
+    </w:pPr>
+    <w:rPr>
       <w:rFonts w:ascii="Lucida Sans Unicode" w:eastAsia="Lucida Sans Unicode" w:hAnsi="Lucida Sans Unicode" w:cs="Lucida Sans Unicode"/>
+      <w:sz w:val="36"/>
+      <w:szCs w:val="36"/>
+    </w:rPr>
+  </w:style>
+  <w:style w:type="paragraph" w:styleId="Heading2">
+    <w:name w:val="heading 2"/>
+    <w:basedOn w:val="Normal"/>
+    <w:uiPriority w:val="9"/>
+    <w:unhideWhenUsed/>
+    <w:qFormat/>
+    <w:pPr>
+      <w:ind w:left="413"/>
+      <w:outlineLvl w:val="1"/>
+    </w:pPr>
+    <w:rPr>
+      <w:b/>
+      <w:bCs/>
     </w:rPr>
   </w:style>
   <w:style w:type="character" w:default="1" w:styleId="DefaultParagraphFont">
@@ -3140,25 +4007,6 @@
     <w:basedOn w:val="Normal"/>
     <w:uiPriority w:val="1"/>
     <w:qFormat/>
-    <w:rPr>
-      <w:sz w:val="20"/>
-      <w:szCs w:val="20"/>
-    </w:rPr>
-  </w:style>
-  <w:style w:type="paragraph" w:styleId="Title">
-    <w:name w:val="Title"/>
-    <w:basedOn w:val="Normal"/>
-    <w:uiPriority w:val="10"/>
-    <w:qFormat/>
-    <w:pPr>
-      <w:spacing w:before="1"/>
-      <w:ind w:left="3961" w:right="5233" w:hanging="47"/>
-      <w:jc w:val="center"/>
-    </w:pPr>
-    <w:rPr>
-      <w:sz w:val="39"/>
-      <w:szCs w:val="39"/>
-    </w:rPr>
   </w:style>
   <w:style w:type="paragraph" w:styleId="ListParagraph">
     <w:name w:val="List Paragraph"/>
@@ -3171,9 +4019,9 @@
     <w:basedOn w:val="Normal"/>
     <w:uiPriority w:val="1"/>
     <w:qFormat/>
-    <w:rPr>
-      <w:rFonts w:ascii="Times New Roman" w:eastAsia="Times New Roman" w:hAnsi="Times New Roman" w:cs="Times New Roman"/>
-    </w:rPr>
+    <w:pPr>
+      <w:spacing w:before="59"/>
+    </w:pPr>
   </w:style>
 </w:styles>
 </file>
